--- a/offer_template.docx
+++ b/offer_template.docx
@@ -15,308 +15,10 @@
           <w:bCs w:val="1"/>
           <w:rtl w:val="0"/>
         </w:rPr>
-        <w:t xml:space="preserve">Date:</w:t>
-      </w:r>
-      <w:r>
-        <w:rPr>
-          <w:rtl w:val="0"/>
-        </w:rPr>
-        <w:t xml:space="preserve"> {{</w:t>
-      </w:r>
-      <w:r>
-        <w:rPr>
-          <w:rFonts w:ascii="Courier New" w:cs="Courier New" w:eastAsia="Courier New" w:hAnsi="Courier New"/>
-          <w:color w:val="e394dc"/>
-          <w:sz w:val="18"/>
-          <w:szCs w:val="18"/>
-          <w:rtl w:val="0"/>
-        </w:rPr>
-        <w:t xml:space="preserve">date</w:t>
-      </w:r>
-      <w:r>
-        <w:rPr>
-          <w:rtl w:val="0"/>
-        </w:rPr>
-        <w:t xml:space="preserve">}}</w:t>
-      </w:r>
-    </w:p>
-    <w:p>
-      <w:pPr>
-        <w:spacing w:after="200" w:line="276" w:lineRule="auto"/>
-        <w:rPr/>
-      </w:pPr>
-      <w:r>
-        <w:rPr>
-          <w:rtl w:val="0"/>
-        </w:rPr>
-        <w:t xml:space="preserve">Dear </w:t>
-      </w:r>
-      <w:r>
-        <w:rPr>
-          <w:rFonts w:ascii="Courier New" w:cs="Courier New" w:eastAsia="Courier New" w:hAnsi="Courier New"/>
-          <w:color w:val="f8c762"/>
-          <w:sz w:val="18"/>
-          <w:szCs w:val="18"/>
-          <w:rtl w:val="0"/>
-        </w:rPr>
-        <w:t xml:space="preserve">{{</w:t>
-      </w:r>
-      <w:r>
-        <w:rPr>
-          <w:rFonts w:ascii="Courier New" w:cs="Courier New" w:eastAsia="Courier New" w:hAnsi="Courier New"/>
-          <w:color w:val="e394dc"/>
-          <w:sz w:val="18"/>
-          <w:szCs w:val="18"/>
-          <w:rtl w:val="0"/>
-        </w:rPr>
-        <w:t xml:space="preserve">name</w:t>
-      </w:r>
-      <w:r>
-        <w:rPr>
-          <w:rFonts w:ascii="Courier New" w:cs="Courier New" w:eastAsia="Courier New" w:hAnsi="Courier New"/>
-          <w:color w:val="f8c762"/>
-          <w:sz w:val="18"/>
-          <w:szCs w:val="18"/>
-          <w:rtl w:val="0"/>
-        </w:rPr>
-        <w:t xml:space="preserve">}}</w:t>
-      </w:r>
-      <w:r>
-        <w:rPr>
-          <w:rtl w:val="0"/>
-        </w:rPr>
-        <w:t xml:space="preserve">,</w:t>
-      </w:r>
-    </w:p>
-    <w:p>
-      <w:pPr>
-        <w:rPr/>
-      </w:pPr>
-      <w:r>
-        <w:rPr>
-          <w:rtl w:val="0"/>
-        </w:rPr>
-        <w:t xml:space="preserve">I want to personally welcome you to the small, but growing team at Windmark (Env Design and technology). We are excited to have you join us as a </w:t>
-      </w:r>
-      <w:r>
-        <w:rPr>
-          <w:rFonts w:ascii="Courier New" w:cs="Courier New" w:eastAsia="Courier New" w:hAnsi="Courier New"/>
-          <w:color w:val="f8c762"/>
-          <w:sz w:val="18"/>
-          <w:szCs w:val="18"/>
-          <w:rtl w:val="0"/>
-        </w:rPr>
-        <w:t xml:space="preserve">{{</w:t>
-      </w:r>
-      <w:r>
-        <w:rPr>
-          <w:rFonts w:ascii="Courier New" w:cs="Courier New" w:eastAsia="Courier New" w:hAnsi="Courier New"/>
-          <w:color w:val="e394dc"/>
-          <w:sz w:val="18"/>
-          <w:szCs w:val="18"/>
-          <w:rtl w:val="0"/>
-        </w:rPr>
-        <w:t xml:space="preserve">job_title</w:t>
-      </w:r>
-      <w:r>
-        <w:rPr>
-          <w:rFonts w:ascii="Courier New" w:cs="Courier New" w:eastAsia="Courier New" w:hAnsi="Courier New"/>
-          <w:color w:val="f8c762"/>
-          <w:sz w:val="18"/>
-          <w:szCs w:val="18"/>
-          <w:rtl w:val="0"/>
-        </w:rPr>
-        <w:t xml:space="preserve">}}</w:t>
-      </w:r>
-      <w:r>
-        <w:rPr>
-          <w:rtl w:val="0"/>
-        </w:rPr>
-        <w:t xml:space="preserve"> and be a part of our growth story.</w:t>
-      </w:r>
-    </w:p>
-    <w:p>
-      <w:pPr>
-        <w:pStyle w:val="Heading2"/>
-        <w:rPr/>
-      </w:pPr>
-      <w:bookmarkStart w:colFirst="0" w:colLast="0" w:name="_8nm6yex4ows1" w:id="0"/>
-      <w:bookmarkEnd w:id="0"/>
-      <w:r>
-        <w:rPr>
-          <w:rtl w:val="0"/>
-        </w:rPr>
-        <w:t xml:space="preserve">Appointment</w:t>
-      </w:r>
-    </w:p>
-    <w:p>
-      <w:pPr>
-        <w:spacing w:after="0" w:line="276" w:lineRule="auto"/>
-        <w:rPr/>
-      </w:pPr>
-      <w:r>
-        <w:rPr>
-          <w:rtl w:val="0"/>
-        </w:rPr>
-        <w:t xml:space="preserve">Your date of appointment is effective from the date of joining which shall be no later than </w:t>
-      </w:r>
-      <w:r>
-        <w:rPr>
-          <w:rFonts w:ascii="Courier New" w:cs="Courier New" w:eastAsia="Courier New" w:hAnsi="Courier New"/>
-          <w:color w:val="f8c762"/>
-          <w:sz w:val="18"/>
-          <w:szCs w:val="18"/>
-          <w:rtl w:val="0"/>
-        </w:rPr>
-        <w:t xml:space="preserve">{{</w:t>
-      </w:r>
-      <w:r>
-        <w:rPr>
-          <w:rFonts w:ascii="Courier New" w:cs="Courier New" w:eastAsia="Courier New" w:hAnsi="Courier New"/>
-          <w:color w:val="e394dc"/>
-          <w:sz w:val="18"/>
-          <w:szCs w:val="18"/>
-          <w:rtl w:val="0"/>
-        </w:rPr>
-        <w:t xml:space="preserve">joining_deadline</w:t>
-      </w:r>
-      <w:r>
-        <w:rPr>
-          <w:rFonts w:ascii="Courier New" w:cs="Courier New" w:eastAsia="Courier New" w:hAnsi="Courier New"/>
-          <w:color w:val="f8c762"/>
-          <w:sz w:val="18"/>
-          <w:szCs w:val="18"/>
-          <w:rtl w:val="0"/>
-        </w:rPr>
-        <w:t xml:space="preserve">}}</w:t>
-      </w:r>
-      <w:r>
-        <w:rPr>
-          <w:rtl w:val="0"/>
-        </w:rPr>
-        <w:t xml:space="preserve"> failing which this offer will stand automatically withdrawn.</w:t>
-      </w:r>
-    </w:p>
-    <w:p>
-      <w:pPr>
-        <w:numPr>
-          <w:ilvl w:val="0"/>
-          <w:numId w:val="5"/>
-        </w:numPr>
-        <w:spacing w:after="0" w:line="276" w:lineRule="auto"/>
-        <w:ind w:left="720" w:hanging="360"/>
-        <w:rPr>
-          <w:u w:val="none"/>
-        </w:rPr>
-      </w:pPr>
-      <w:r>
-        <w:rPr>
-          <w:rtl w:val="0"/>
-        </w:rPr>
-        <w:t xml:space="preserve">You will be on probation for a period of up to </w:t>
-      </w:r>
-      <w:r>
-        <w:rPr>
-          <w:rFonts w:ascii="Courier New" w:cs="Courier New" w:eastAsia="Courier New" w:hAnsi="Courier New"/>
-          <w:color w:val="f8c762"/>
-          <w:sz w:val="18"/>
-          <w:szCs w:val="18"/>
-          <w:rtl w:val="0"/>
-        </w:rPr>
-        <w:t xml:space="preserve">{{</w:t>
-      </w:r>
-      <w:r>
-        <w:rPr>
-          <w:rFonts w:ascii="Courier New" w:cs="Courier New" w:eastAsia="Courier New" w:hAnsi="Courier New"/>
-          <w:color w:val="e394dc"/>
-          <w:sz w:val="18"/>
-          <w:szCs w:val="18"/>
-          <w:rtl w:val="0"/>
-        </w:rPr>
-        <w:t xml:space="preserve">probation</w:t>
-      </w:r>
-      <w:r>
-        <w:rPr>
-          <w:rFonts w:ascii="Courier New" w:cs="Courier New" w:eastAsia="Courier New" w:hAnsi="Courier New"/>
-          <w:color w:val="f8c762"/>
-          <w:sz w:val="18"/>
-          <w:szCs w:val="18"/>
-          <w:rtl w:val="0"/>
-        </w:rPr>
-        <w:t xml:space="preserve">}}</w:t>
-      </w:r>
-      <w:r>
-        <w:rPr>
-          <w:rtl w:val="0"/>
-        </w:rPr>
-        <w:t xml:space="preserve"> months from the date of your appointment. The management reserves its right to confirm your services, which could be earlier than the stated period.</w:t>
-      </w:r>
-    </w:p>
-    <w:p>
-      <w:pPr>
-        <w:numPr>
-          <w:ilvl w:val="0"/>
-          <w:numId w:val="5"/>
-        </w:numPr>
-        <w:spacing w:after="200" w:line="276" w:lineRule="auto"/>
-        <w:ind w:left="720" w:hanging="360"/>
-        <w:rPr>
-          <w:u w:val="none"/>
-        </w:rPr>
-      </w:pPr>
-      <w:r>
-        <w:rPr>
-          <w:rtl w:val="0"/>
-        </w:rPr>
-        <w:t xml:space="preserve">You will be governed by the terms outlined in the service agreement to be signed at the time of joining.</w:t>
-      </w:r>
-    </w:p>
-    <w:p>
-      <w:pPr>
-        <w:pStyle w:val="Heading2"/>
-        <w:spacing w:after="200" w:line="276" w:lineRule="auto"/>
-        <w:rPr/>
-      </w:pPr>
-      <w:bookmarkStart w:colFirst="0" w:colLast="0" w:name="_sqo2jcdlb5nx" w:id="1"/>
-      <w:bookmarkEnd w:id="1"/>
-      <w:r>
-        <w:rPr>
-          <w:rtl w:val="0"/>
-        </w:rPr>
-        <w:t xml:space="preserve">Compensation</w:t>
-      </w:r>
-    </w:p>
-    <w:p>
-      <w:pPr>
-        <w:spacing w:after="200" w:line="276" w:lineRule="auto"/>
-        <w:rPr/>
-      </w:pPr>
-      <w:r>
-        <w:rPr>
-          <w:rtl w:val="0"/>
-        </w:rPr>
-        <w:t xml:space="preserve">You shall be remunerated with a yearly Cost-to-Company (CTC) that will be made of the following components</w:t>
-      </w:r>
-    </w:p>
-    <w:p>
-      <w:pPr>
-        <w:spacing w:after="0" w:line="276" w:lineRule="auto"/>
-        <w:rPr>
-          <w:b w:val="1"/>
-          <w:bCs w:val="1"/>
-        </w:rPr>
-      </w:pPr>
-      <w:r>
-        <w:rPr>
-          <w:b w:val="1"/>
-          <w:bCs w:val="1"/>
-          <w:rtl w:val="0"/>
-        </w:rPr>
-        <w:t xml:space="preserve">Total CTC = </w:t>
-      </w:r>
-      <w:r>
-        <w:rPr>
-          <w:rFonts w:ascii="Courier New" w:cs="Courier New" w:eastAsia="Courier New" w:hAnsi="Courier New"/>
+        <w:t xml:space="preserve">Date: </w:t>
+      </w:r>
+      <w:r>
+        <w:rPr>
           <w:b w:val="1"/>
           <w:bCs w:val="1"/>
           <w:color w:val="f8c762"/>
@@ -328,7 +30,6 @@
       </w:r>
       <w:r>
         <w:rPr>
-          <w:rFonts w:ascii="Courier New" w:cs="Courier New" w:eastAsia="Courier New" w:hAnsi="Courier New"/>
           <w:b w:val="1"/>
           <w:bCs w:val="1"/>
           <w:color w:val="e394dc"/>
@@ -336,11 +37,10 @@
           <w:szCs w:val="18"/>
           <w:rtl w:val="0"/>
         </w:rPr>
-        <w:t xml:space="preserve">total_ctc</w:t>
-      </w:r>
-      <w:r>
-        <w:rPr>
-          <w:rFonts w:ascii="Courier New" w:cs="Courier New" w:eastAsia="Courier New" w:hAnsi="Courier New"/>
+        <w:t xml:space="preserve">date</w:t>
+      </w:r>
+      <w:r>
+        <w:rPr>
           <w:b w:val="1"/>
           <w:bCs w:val="1"/>
           <w:color w:val="f8c762"/>
@@ -352,34 +52,23 @@
       </w:r>
       <w:r>
         <w:rPr>
-          <w:b w:val="1"/>
-          <w:bCs w:val="1"/>
-          <w:rtl w:val="0"/>
-        </w:rPr>
-        <w:t xml:space="preserve"> Per Annum</w:t>
-      </w:r>
-    </w:p>
-    <w:p>
-      <w:pPr>
-        <w:numPr>
-          <w:ilvl w:val="0"/>
-          <w:numId w:val="15"/>
-        </w:numPr>
-        <w:spacing w:after="0" w:line="276" w:lineRule="auto"/>
-        <w:ind w:left="720" w:hanging="360"/>
-        <w:rPr>
-          <w:u w:val="none"/>
-        </w:rPr>
-      </w:pPr>
-      <w:r>
-        <w:rPr>
-          <w:rtl w:val="0"/>
-        </w:rPr>
-        <w:t xml:space="preserve">Fixed CTC - Rs. </w:t>
-      </w:r>
-      <w:r>
-        <w:rPr>
-          <w:rFonts w:ascii="Courier New" w:cs="Courier New" w:eastAsia="Courier New" w:hAnsi="Courier New"/>
+          <w:rtl w:val="0"/>
+        </w:rPr>
+      </w:r>
+    </w:p>
+    <w:p>
+      <w:pPr>
+        <w:spacing w:after="200" w:line="276" w:lineRule="auto"/>
+        <w:rPr/>
+      </w:pPr>
+      <w:r>
+        <w:rPr>
+          <w:rtl w:val="0"/>
+        </w:rPr>
+        <w:t xml:space="preserve">Dear </w:t>
+      </w:r>
+      <w:r>
+        <w:rPr>
           <w:color w:val="f8c762"/>
           <w:sz w:val="18"/>
           <w:szCs w:val="18"/>
@@ -389,17 +78,15 @@
       </w:r>
       <w:r>
         <w:rPr>
-          <w:rFonts w:ascii="Courier New" w:cs="Courier New" w:eastAsia="Courier New" w:hAnsi="Courier New"/>
           <w:color w:val="e394dc"/>
           <w:sz w:val="18"/>
           <w:szCs w:val="18"/>
           <w:rtl w:val="0"/>
         </w:rPr>
-        <w:t xml:space="preserve">fixed_ctc</w:t>
-      </w:r>
-      <w:r>
-        <w:rPr>
-          <w:rFonts w:ascii="Courier New" w:cs="Courier New" w:eastAsia="Courier New" w:hAnsi="Courier New"/>
+        <w:t xml:space="preserve">first_name</w:t>
+      </w:r>
+      <w:r>
+        <w:rPr>
           <w:color w:val="f8c762"/>
           <w:sz w:val="18"/>
           <w:szCs w:val="18"/>
@@ -411,29 +98,21 @@
         <w:rPr>
           <w:rtl w:val="0"/>
         </w:rPr>
-      </w:r>
-    </w:p>
-    <w:p>
-      <w:pPr>
-        <w:numPr>
-          <w:ilvl w:val="0"/>
-          <w:numId w:val="15"/>
-        </w:numPr>
-        <w:spacing w:after="200" w:line="276" w:lineRule="auto"/>
-        <w:ind w:left="720" w:hanging="360"/>
-        <w:rPr>
-          <w:u w:val="none"/>
-        </w:rPr>
-      </w:pPr>
-      <w:r>
-        <w:rPr>
-          <w:rtl w:val="0"/>
-        </w:rPr>
-        <w:t xml:space="preserve">Yearly target and goals-based compensation (</w:t>
-      </w:r>
-      <w:r>
-        <w:rPr>
-          <w:rFonts w:ascii="Courier New" w:cs="Courier New" w:eastAsia="Courier New" w:hAnsi="Courier New"/>
+        <w:t xml:space="preserve">,</w:t>
+      </w:r>
+    </w:p>
+    <w:p>
+      <w:pPr>
+        <w:rPr/>
+      </w:pPr>
+      <w:r>
+        <w:rPr>
+          <w:rtl w:val="0"/>
+        </w:rPr>
+        <w:t xml:space="preserve">I want to personally welcome you to the small, but growing team at Windmark (Env Design and Technology). We are excited to have you join us as a </w:t>
+      </w:r>
+      <w:r>
+        <w:rPr>
           <w:color w:val="f8c762"/>
           <w:sz w:val="18"/>
           <w:szCs w:val="18"/>
@@ -443,17 +122,15 @@
       </w:r>
       <w:r>
         <w:rPr>
-          <w:rFonts w:ascii="Courier New" w:cs="Courier New" w:eastAsia="Courier New" w:hAnsi="Courier New"/>
           <w:color w:val="e394dc"/>
           <w:sz w:val="18"/>
           <w:szCs w:val="18"/>
           <w:rtl w:val="0"/>
         </w:rPr>
-        <w:t xml:space="preserve">performance_percent</w:t>
-      </w:r>
-      <w:r>
-        <w:rPr>
-          <w:rFonts w:ascii="Courier New" w:cs="Courier New" w:eastAsia="Courier New" w:hAnsi="Courier New"/>
+        <w:t xml:space="preserve">job_title</w:t>
+      </w:r>
+      <w:r>
+        <w:rPr>
           <w:color w:val="f8c762"/>
           <w:sz w:val="18"/>
           <w:szCs w:val="18"/>
@@ -465,11 +142,36 @@
         <w:rPr>
           <w:rtl w:val="0"/>
         </w:rPr>
-        <w:t xml:space="preserve"> of Fixed CTC) - Rs.</w:t>
-      </w:r>
-      <w:r>
-        <w:rPr>
-          <w:rFonts w:ascii="Courier New" w:cs="Courier New" w:eastAsia="Courier New" w:hAnsi="Courier New"/>
+        <w:t xml:space="preserve"> and be a part of our growth story.</w:t>
+      </w:r>
+    </w:p>
+    <w:p>
+      <w:pPr>
+        <w:pStyle w:val="Heading2"/>
+        <w:rPr/>
+      </w:pPr>
+      <w:bookmarkStart w:colFirst="0" w:colLast="0" w:name="_68jvljpmbppn" w:id="0"/>
+      <w:bookmarkEnd w:id="0"/>
+      <w:r>
+        <w:rPr>
+          <w:rtl w:val="0"/>
+        </w:rPr>
+        <w:t xml:space="preserve">Appointment</w:t>
+      </w:r>
+    </w:p>
+    <w:p>
+      <w:pPr>
+        <w:spacing w:after="0" w:line="276" w:lineRule="auto"/>
+        <w:rPr/>
+      </w:pPr>
+      <w:r>
+        <w:rPr>
+          <w:rtl w:val="0"/>
+        </w:rPr>
+        <w:t xml:space="preserve">Your date of appointment is effective from the date of joining which shall be no later than </w:t>
+      </w:r>
+      <w:r>
+        <w:rPr>
           <w:color w:val="f8c762"/>
           <w:sz w:val="18"/>
           <w:szCs w:val="18"/>
@@ -479,17 +181,15 @@
       </w:r>
       <w:r>
         <w:rPr>
-          <w:rFonts w:ascii="Courier New" w:cs="Courier New" w:eastAsia="Courier New" w:hAnsi="Courier New"/>
           <w:color w:val="e394dc"/>
           <w:sz w:val="18"/>
           <w:szCs w:val="18"/>
           <w:rtl w:val="0"/>
         </w:rPr>
-        <w:t xml:space="preserve">performance_amount</w:t>
-      </w:r>
-      <w:r>
-        <w:rPr>
-          <w:rFonts w:ascii="Courier New" w:cs="Courier New" w:eastAsia="Courier New" w:hAnsi="Courier New"/>
+        <w:t xml:space="preserve">joining_deadline</w:t>
+      </w:r>
+      <w:r>
+        <w:rPr>
           <w:color w:val="f8c762"/>
           <w:sz w:val="18"/>
           <w:szCs w:val="18"/>
@@ -501,130 +201,27 @@
         <w:rPr>
           <w:rtl w:val="0"/>
         </w:rPr>
-      </w:r>
-    </w:p>
-    <w:p>
-      <w:pPr>
+        <w:t xml:space="preserve"> failing which this offer will stand automatically withdrawn.</w:t>
+      </w:r>
+    </w:p>
+    <w:p>
+      <w:pPr>
+        <w:numPr>
+          <w:ilvl w:val="0"/>
+          <w:numId w:val="3"/>
+        </w:numPr>
         <w:spacing w:after="0" w:line="276" w:lineRule="auto"/>
-        <w:rPr/>
-      </w:pPr>
-      <w:r>
-        <w:rPr>
-          <w:rtl w:val="0"/>
-        </w:rPr>
-        <w:t xml:space="preserve">We kindly request you to complete the following before your joining date:</w:t>
-      </w:r>
-    </w:p>
-    <w:p>
-      <w:pPr>
-        <w:numPr>
-          <w:ilvl w:val="0"/>
-          <w:numId w:val="14"/>
-        </w:numPr>
-        <w:spacing w:after="0" w:line="276" w:lineRule="auto"/>
-        <w:ind w:left="720" w:hanging="360"/>
-        <w:rPr>
-          <w:u w:val="none"/>
-        </w:rPr>
-      </w:pPr>
-      <w:r>
-        <w:rPr>
-          <w:rtl w:val="0"/>
-        </w:rPr>
-        <w:t xml:space="preserve">Sign and return a copy of this letter as a token of your acceptance.</w:t>
-      </w:r>
-    </w:p>
-    <w:p>
-      <w:pPr>
-        <w:numPr>
-          <w:ilvl w:val="0"/>
-          <w:numId w:val="14"/>
-        </w:numPr>
-        <w:spacing w:after="0" w:before="0" w:line="276" w:lineRule="auto"/>
-        <w:ind w:left="720" w:hanging="360"/>
-        <w:rPr>
-          <w:u w:val="none"/>
-        </w:rPr>
-      </w:pPr>
-      <w:r>
-        <w:rPr>
-          <w:rtl w:val="0"/>
-        </w:rPr>
-        <w:t xml:space="preserve">Complete the Non-Disclosure Agreement, which is attached herewith.</w:t>
-      </w:r>
-    </w:p>
-    <w:p>
-      <w:pPr>
-        <w:numPr>
-          <w:ilvl w:val="0"/>
-          <w:numId w:val="14"/>
-        </w:numPr>
-        <w:spacing w:after="0" w:before="0" w:line="276" w:lineRule="auto"/>
-        <w:ind w:left="720" w:hanging="360"/>
-        <w:rPr>
-          <w:u w:val="none"/>
-        </w:rPr>
-      </w:pPr>
-      <w:r>
-        <w:rPr>
-          <w:rFonts w:ascii="Cardo" w:cs="Cardo" w:eastAsia="Cardo" w:hAnsi="Cardo"/>
-          <w:rtl w:val="0"/>
-        </w:rPr>
-        <w:t xml:space="preserve">Acknowledge the job description and the terms outlined in this oﬀer letter.</w:t>
-      </w:r>
-    </w:p>
-    <w:p>
-      <w:pPr>
-        <w:numPr>
-          <w:ilvl w:val="0"/>
-          <w:numId w:val="14"/>
-        </w:numPr>
-        <w:spacing w:after="200" w:line="276" w:lineRule="auto"/>
-        <w:ind w:left="720" w:hanging="360"/>
-        <w:rPr>
-          <w:u w:val="none"/>
-        </w:rPr>
-      </w:pPr>
-      <w:r>
-        <w:rPr>
-          <w:rtl w:val="0"/>
-        </w:rPr>
-        <w:t xml:space="preserve">Provide a completion letter from your previous employer.</w:t>
-      </w:r>
-    </w:p>
-    <w:p>
-      <w:pPr>
-        <w:spacing w:after="0" w:line="276" w:lineRule="auto"/>
-        <w:rPr/>
-      </w:pPr>
-      <w:r>
-        <w:rPr>
-          <w:rtl w:val="0"/>
-        </w:rPr>
-        <w:t xml:space="preserve">Additionally:</w:t>
-      </w:r>
-    </w:p>
-    <w:p>
-      <w:pPr>
-        <w:numPr>
-          <w:ilvl w:val="0"/>
-          <w:numId w:val="2"/>
-        </w:numPr>
-        <w:spacing w:after="200" w:line="276" w:lineRule="auto"/>
-        <w:ind w:left="720" w:hanging="360"/>
-        <w:rPr>
-          <w:u w:val="none"/>
-        </w:rPr>
-      </w:pPr>
-      <w:r>
-        <w:rPr>
-          <w:rtl w:val="0"/>
-        </w:rPr>
-        <w:t xml:space="preserve">A standard notice period of </w:t>
-      </w:r>
-      <w:r>
-        <w:rPr>
-          <w:rFonts w:ascii="Courier New" w:cs="Courier New" w:eastAsia="Courier New" w:hAnsi="Courier New"/>
+        <w:ind w:left="720" w:hanging="360"/>
+        <w:rPr/>
+      </w:pPr>
+      <w:r>
+        <w:rPr>
+          <w:rtl w:val="0"/>
+        </w:rPr>
+        <w:t xml:space="preserve">You will be on probation for a period of up to </w:t>
+      </w:r>
+      <w:r>
+        <w:rPr>
           <w:color w:val="f8c762"/>
           <w:sz w:val="18"/>
           <w:szCs w:val="18"/>
@@ -634,17 +231,15 @@
       </w:r>
       <w:r>
         <w:rPr>
-          <w:rFonts w:ascii="Courier New" w:cs="Courier New" w:eastAsia="Courier New" w:hAnsi="Courier New"/>
           <w:color w:val="e394dc"/>
           <w:sz w:val="18"/>
           <w:szCs w:val="18"/>
           <w:rtl w:val="0"/>
         </w:rPr>
-        <w:t xml:space="preserve">notice_period</w:t>
-      </w:r>
-      <w:r>
-        <w:rPr>
-          <w:rFonts w:ascii="Courier New" w:cs="Courier New" w:eastAsia="Courier New" w:hAnsi="Courier New"/>
+        <w:t xml:space="preserve">probation</w:t>
+      </w:r>
+      <w:r>
+        <w:rPr>
           <w:color w:val="f8c762"/>
           <w:sz w:val="18"/>
           <w:szCs w:val="18"/>
@@ -656,36 +251,2226 @@
         <w:rPr>
           <w:rtl w:val="0"/>
         </w:rPr>
+        <w:t xml:space="preserve"> months from the date of your appointment. The management reserves its right to confirm your services, which could be earlier than the stated period.</w:t>
+      </w:r>
+    </w:p>
+    <w:p>
+      <w:pPr>
+        <w:numPr>
+          <w:ilvl w:val="0"/>
+          <w:numId w:val="3"/>
+        </w:numPr>
+        <w:spacing w:after="200" w:line="276" w:lineRule="auto"/>
+        <w:ind w:left="720" w:hanging="360"/>
+        <w:rPr/>
+      </w:pPr>
+      <w:r>
+        <w:rPr>
+          <w:rtl w:val="0"/>
+        </w:rPr>
+        <w:t xml:space="preserve">You will be governed by the terms outlined in the service agreement to be signed at the time of joining.</w:t>
+      </w:r>
+    </w:p>
+    <w:p>
+      <w:pPr>
+        <w:pStyle w:val="Heading2"/>
+        <w:spacing w:after="200" w:line="276" w:lineRule="auto"/>
+        <w:rPr/>
+      </w:pPr>
+      <w:bookmarkStart w:colFirst="0" w:colLast="0" w:name="_wov5n69wp3y6" w:id="1"/>
+      <w:bookmarkEnd w:id="1"/>
+      <w:r>
+        <w:rPr>
+          <w:rtl w:val="0"/>
+        </w:rPr>
+        <w:t xml:space="preserve">Compensation</w:t>
+      </w:r>
+    </w:p>
+    <w:p>
+      <w:pPr>
+        <w:spacing w:after="200" w:line="276" w:lineRule="auto"/>
+        <w:rPr/>
+      </w:pPr>
+      <w:r>
+        <w:rPr>
+          <w:rtl w:val="0"/>
+        </w:rPr>
+        <w:t xml:space="preserve">You shall be remunerated with a yearly Cost-to-Company (CTC) that will be made of the following components</w:t>
+      </w:r>
+    </w:p>
+    <w:p>
+      <w:pPr>
+        <w:spacing w:after="0" w:line="276" w:lineRule="auto"/>
+        <w:rPr>
+          <w:b w:val="1"/>
+          <w:bCs w:val="1"/>
+        </w:rPr>
+      </w:pPr>
+      <w:r>
+        <w:rPr>
+          <w:b w:val="1"/>
+          <w:bCs w:val="1"/>
+          <w:rtl w:val="0"/>
+        </w:rPr>
+        <w:t xml:space="preserve">Total CTC ₹</w:t>
+      </w:r>
+      <w:r>
+        <w:rPr>
+          <w:b w:val="1"/>
+          <w:bCs w:val="1"/>
+          <w:color w:val="f8c762"/>
+          <w:sz w:val="18"/>
+          <w:szCs w:val="18"/>
+          <w:rtl w:val="0"/>
+        </w:rPr>
+        <w:t xml:space="preserve">{{</w:t>
+      </w:r>
+      <w:r>
+        <w:rPr>
+          <w:b w:val="1"/>
+          <w:bCs w:val="1"/>
+          <w:color w:val="e394dc"/>
+          <w:sz w:val="18"/>
+          <w:szCs w:val="18"/>
+          <w:rtl w:val="0"/>
+        </w:rPr>
+        <w:t xml:space="preserve">total_ctc</w:t>
+      </w:r>
+      <w:r>
+        <w:rPr>
+          <w:b w:val="1"/>
+          <w:bCs w:val="1"/>
+          <w:color w:val="f8c762"/>
+          <w:sz w:val="18"/>
+          <w:szCs w:val="18"/>
+          <w:rtl w:val="0"/>
+        </w:rPr>
+        <w:t xml:space="preserve">}}</w:t>
+      </w:r>
+      <w:r>
+        <w:rPr>
+          <w:b w:val="1"/>
+          <w:bCs w:val="1"/>
+          <w:rtl w:val="0"/>
+        </w:rPr>
+        <w:t xml:space="preserve"> Per Annum</w:t>
+      </w:r>
+    </w:p>
+    <w:p>
+      <w:pPr>
+        <w:numPr>
+          <w:ilvl w:val="0"/>
+          <w:numId w:val="13"/>
+        </w:numPr>
+        <w:spacing w:after="0" w:line="276" w:lineRule="auto"/>
+        <w:ind w:left="720" w:hanging="360"/>
+        <w:rPr/>
+      </w:pPr>
+      <w:r>
+        <w:rPr>
+          <w:rtl w:val="0"/>
+        </w:rPr>
+        <w:t xml:space="preserve">Fixed CTC - ₹</w:t>
+      </w:r>
+      <w:r>
+        <w:rPr>
+          <w:color w:val="f8c762"/>
+          <w:sz w:val="18"/>
+          <w:szCs w:val="18"/>
+          <w:rtl w:val="0"/>
+        </w:rPr>
+        <w:t xml:space="preserve">{{</w:t>
+      </w:r>
+      <w:r>
+        <w:rPr>
+          <w:color w:val="e394dc"/>
+          <w:sz w:val="18"/>
+          <w:szCs w:val="18"/>
+          <w:rtl w:val="0"/>
+        </w:rPr>
+        <w:t xml:space="preserve">fixed_ctc</w:t>
+      </w:r>
+      <w:r>
+        <w:rPr>
+          <w:color w:val="f8c762"/>
+          <w:sz w:val="18"/>
+          <w:szCs w:val="18"/>
+          <w:rtl w:val="0"/>
+        </w:rPr>
+        <w:t xml:space="preserve">}}</w:t>
+      </w:r>
+      <w:r>
+        <w:rPr>
+          <w:rtl w:val="0"/>
+        </w:rPr>
+      </w:r>
+    </w:p>
+    <w:p>
+      <w:pPr>
+        <w:numPr>
+          <w:ilvl w:val="0"/>
+          <w:numId w:val="13"/>
+        </w:numPr>
+        <w:spacing w:after="200" w:line="276" w:lineRule="auto"/>
+        <w:ind w:left="720" w:hanging="360"/>
+        <w:rPr/>
+      </w:pPr>
+      <w:r>
+        <w:rPr>
+          <w:rtl w:val="0"/>
+        </w:rPr>
+        <w:t xml:space="preserve">Yearly target and goals-based compensation (</w:t>
+      </w:r>
+      <w:r>
+        <w:rPr>
+          <w:color w:val="f8c762"/>
+          <w:sz w:val="18"/>
+          <w:szCs w:val="18"/>
+          <w:rtl w:val="0"/>
+        </w:rPr>
+        <w:t xml:space="preserve">{{</w:t>
+      </w:r>
+      <w:r>
+        <w:rPr>
+          <w:color w:val="e394dc"/>
+          <w:sz w:val="18"/>
+          <w:szCs w:val="18"/>
+          <w:rtl w:val="0"/>
+        </w:rPr>
+        <w:t xml:space="preserve">performance_percent</w:t>
+      </w:r>
+      <w:r>
+        <w:rPr>
+          <w:color w:val="f8c762"/>
+          <w:sz w:val="18"/>
+          <w:szCs w:val="18"/>
+          <w:rtl w:val="0"/>
+        </w:rPr>
+        <w:t xml:space="preserve">}}</w:t>
+      </w:r>
+      <w:r>
+        <w:rPr>
+          <w:rtl w:val="0"/>
+        </w:rPr>
+        <w:t xml:space="preserve">% of Fixed CTC) - ₹</w:t>
+      </w:r>
+      <w:r>
+        <w:rPr>
+          <w:color w:val="f8c762"/>
+          <w:sz w:val="18"/>
+          <w:szCs w:val="18"/>
+          <w:rtl w:val="0"/>
+        </w:rPr>
+        <w:t xml:space="preserve">{{</w:t>
+      </w:r>
+      <w:r>
+        <w:rPr>
+          <w:color w:val="e394dc"/>
+          <w:sz w:val="18"/>
+          <w:szCs w:val="18"/>
+          <w:rtl w:val="0"/>
+        </w:rPr>
+        <w:t xml:space="preserve">performance_amount</w:t>
+      </w:r>
+      <w:r>
+        <w:rPr>
+          <w:color w:val="f8c762"/>
+          <w:sz w:val="18"/>
+          <w:szCs w:val="18"/>
+          <w:rtl w:val="0"/>
+        </w:rPr>
+        <w:t xml:space="preserve">}}</w:t>
+      </w:r>
+      <w:r>
+        <w:rPr>
+          <w:rtl w:val="0"/>
+        </w:rPr>
+      </w:r>
+    </w:p>
+    <w:p>
+      <w:pPr>
+        <w:spacing w:after="0" w:line="276" w:lineRule="auto"/>
+        <w:rPr/>
+      </w:pPr>
+      <w:r>
+        <w:rPr>
+          <w:rtl w:val="0"/>
+        </w:rPr>
+        <w:t xml:space="preserve">We kindly request you to complete the following before your joining date:</w:t>
+      </w:r>
+    </w:p>
+    <w:p>
+      <w:pPr>
+        <w:numPr>
+          <w:ilvl w:val="0"/>
+          <w:numId w:val="12"/>
+        </w:numPr>
+        <w:spacing w:after="0" w:line="276" w:lineRule="auto"/>
+        <w:ind w:left="720" w:hanging="360"/>
+        <w:rPr/>
+      </w:pPr>
+      <w:r>
+        <w:rPr>
+          <w:rtl w:val="0"/>
+        </w:rPr>
+        <w:t xml:space="preserve">Sign and return a copy of this letter as a token of your acceptance.</w:t>
+      </w:r>
+    </w:p>
+    <w:p>
+      <w:pPr>
+        <w:numPr>
+          <w:ilvl w:val="0"/>
+          <w:numId w:val="12"/>
+        </w:numPr>
+        <w:spacing w:after="0" w:before="0" w:line="276" w:lineRule="auto"/>
+        <w:ind w:left="720" w:hanging="360"/>
+        <w:rPr/>
+      </w:pPr>
+      <w:r>
+        <w:rPr>
+          <w:rtl w:val="0"/>
+        </w:rPr>
+        <w:t xml:space="preserve">Complete the Non-Disclosure Agreement, which is attached herewith.</w:t>
+      </w:r>
+    </w:p>
+    <w:p>
+      <w:pPr>
+        <w:numPr>
+          <w:ilvl w:val="0"/>
+          <w:numId w:val="12"/>
+        </w:numPr>
+        <w:spacing w:after="0" w:before="0" w:line="276" w:lineRule="auto"/>
+        <w:ind w:left="720" w:hanging="360"/>
+        <w:rPr>
+          <w:u w:val="none"/>
+        </w:rPr>
+      </w:pPr>
+      <w:r>
+        <w:rPr>
+          <w:rtl w:val="0"/>
+        </w:rPr>
+        <w:t xml:space="preserve">Acknowledge the job description and the terms outlined in this offer letter.</w:t>
+      </w:r>
+    </w:p>
+    <w:p>
+      <w:pPr>
+        <w:numPr>
+          <w:ilvl w:val="0"/>
+          <w:numId w:val="12"/>
+        </w:numPr>
+        <w:spacing w:after="200" w:line="276" w:lineRule="auto"/>
+        <w:ind w:left="720" w:hanging="360"/>
+        <w:rPr/>
+      </w:pPr>
+      <w:r>
+        <w:rPr>
+          <w:rtl w:val="0"/>
+        </w:rPr>
+        <w:t xml:space="preserve">Provide a completion letter from your previous employer.</w:t>
+      </w:r>
+    </w:p>
+    <w:p>
+      <w:pPr>
+        <w:spacing w:after="0" w:line="276" w:lineRule="auto"/>
+        <w:rPr/>
+      </w:pPr>
+      <w:r>
+        <w:rPr>
+          <w:rtl w:val="0"/>
+        </w:rPr>
+        <w:t xml:space="preserve">Additionally:</w:t>
+      </w:r>
+    </w:p>
+    <w:p>
+      <w:pPr>
+        <w:numPr>
+          <w:ilvl w:val="0"/>
+          <w:numId w:val="14"/>
+        </w:numPr>
+        <w:spacing w:after="200" w:line="276" w:lineRule="auto"/>
+        <w:ind w:left="720" w:hanging="360"/>
+        <w:rPr/>
+      </w:pPr>
+      <w:r>
+        <w:rPr>
+          <w:rtl w:val="0"/>
+        </w:rPr>
+        <w:t xml:space="preserve">A standard notice period of </w:t>
+      </w:r>
+      <w:r>
+        <w:rPr>
+          <w:color w:val="f8c762"/>
+          <w:sz w:val="18"/>
+          <w:szCs w:val="18"/>
+          <w:rtl w:val="0"/>
+        </w:rPr>
+        <w:t xml:space="preserve">{{</w:t>
+      </w:r>
+      <w:r>
+        <w:rPr>
+          <w:color w:val="e394dc"/>
+          <w:sz w:val="18"/>
+          <w:szCs w:val="18"/>
+          <w:rtl w:val="0"/>
+        </w:rPr>
+        <w:t xml:space="preserve">notice_period</w:t>
+      </w:r>
+      <w:r>
+        <w:rPr>
+          <w:color w:val="f8c762"/>
+          <w:sz w:val="18"/>
+          <w:szCs w:val="18"/>
+          <w:rtl w:val="0"/>
+        </w:rPr>
+        <w:t xml:space="preserve">}}</w:t>
+      </w:r>
+      <w:r>
+        <w:rPr>
+          <w:rtl w:val="0"/>
+        </w:rPr>
         <w:t xml:space="preserve"> months applies.</w:t>
       </w:r>
     </w:p>
     <w:p>
       <w:pPr>
+        <w:spacing w:after="0" w:before="120" w:line="276" w:lineRule="auto"/>
+        <w:rPr>
+          <w:sz w:val="21"/>
+          <w:szCs w:val="21"/>
+        </w:rPr>
+      </w:pPr>
+      <w:r>
+        <w:rPr>
+          <w:sz w:val="21"/>
+          <w:szCs w:val="21"/>
+          <w:rtl w:val="0"/>
+        </w:rPr>
+        <w:t xml:space="preserve">We request that you keep the compensation and terms offered to you strictly confidential. Please sign and return a copy of this letter as confirmation of your acceptance.</w:t>
+      </w:r>
+    </w:p>
+    <w:p>
+      <w:pPr>
+        <w:spacing w:after="0" w:line="276" w:lineRule="auto"/>
+        <w:rPr/>
+      </w:pPr>
+      <w:r>
+        <w:rPr>
+          <w:rtl w:val="0"/>
+        </w:rPr>
+      </w:r>
+    </w:p>
+    <w:p>
+      <w:pPr>
         <w:spacing w:after="200" w:line="276" w:lineRule="auto"/>
         <w:rPr/>
       </w:pPr>
       <w:r>
         <w:rPr>
-          <w:rFonts w:ascii="Cardo" w:cs="Cardo" w:eastAsia="Cardo" w:hAnsi="Cardo"/>
-          <w:rtl w:val="0"/>
-        </w:rPr>
-        <w:t xml:space="preserve">We request that you keep the compensation and terms oﬀered to you strictly confidential. Please sign and return a copy of this letter as a token of your acceptance.</w:t>
-      </w:r>
-    </w:p>
-    <w:p>
-      <w:pPr>
-        <w:spacing w:after="200" w:line="276" w:lineRule="auto"/>
-        <w:rPr/>
-      </w:pPr>
-      <w:r>
-        <w:rPr>
-          <w:rtl w:val="0"/>
-        </w:rPr>
-      </w:r>
-    </w:p>
-    <w:p>
-      <w:pPr>
-        <w:spacing w:after="200" w:line="276" w:lineRule="auto"/>
+          <w:rtl w:val="0"/>
+        </w:rPr>
+        <w:t xml:space="preserve">Sincerely,</w:t>
+        <w:br w:type="textWrapping"/>
+      </w:r>
+      <w:r>
+        <w:rPr/>
+        <w:drawing>
+          <wp:inline distB="114300" distT="114300" distL="114300" distR="114300">
+            <wp:extent cx="1171575" cy="734501"/>
+            <wp:effectExtent b="0" l="0" r="0" t="0"/>
+            <wp:docPr id="1" name="image2.png"/>
+            <a:graphic>
+              <a:graphicData uri="http://schemas.openxmlformats.org/drawingml/2006/picture">
+                <pic:pic>
+                  <pic:nvPicPr>
+                    <pic:cNvPr id="0" name="image2.png"/>
+                    <pic:cNvPicPr preferRelativeResize="0"/>
+                  </pic:nvPicPr>
+                  <pic:blipFill>
+                    <a:blip r:embed="rId6"/>
+                    <a:srcRect b="31968" l="22641" r="20513" t="28171"/>
+                    <a:stretch>
+                      <a:fillRect/>
+                    </a:stretch>
+                  </pic:blipFill>
+                  <pic:spPr>
+                    <a:xfrm>
+                      <a:off x="0" y="0"/>
+                      <a:ext cx="1171575" cy="734501"/>
+                    </a:xfrm>
+                    <a:prstGeom prst="rect"/>
+                    <a:ln/>
+                  </pic:spPr>
+                </pic:pic>
+              </a:graphicData>
+            </a:graphic>
+          </wp:inline>
+        </w:drawing>
+      </w:r>
+      <w:r>
+        <w:rPr>
+          <w:rtl w:val="0"/>
+        </w:rPr>
+      </w:r>
+    </w:p>
+    <w:p>
+      <w:pPr>
+        <w:spacing w:after="200" w:lineRule="auto"/>
+        <w:rPr/>
+      </w:pPr>
+      <w:r>
+        <w:rPr>
+          <w:rtl w:val="0"/>
+        </w:rPr>
+        <w:t xml:space="preserve">Vishal Agrawal</w:t>
+        <w:br w:type="textWrapping"/>
+        <w:t xml:space="preserve">Founder &amp; Lead developer</w:t>
+      </w:r>
+    </w:p>
+    <w:p>
+      <w:pPr>
+        <w:pStyle w:val="Heading2"/>
+        <w:pageBreakBefore w:val="1"/>
+        <w:spacing w:after="120" w:before="480" w:line="276" w:lineRule="auto"/>
+        <w:rPr/>
+      </w:pPr>
+      <w:bookmarkStart w:colFirst="0" w:colLast="0" w:name="_4yavs2a12owz" w:id="2"/>
+      <w:bookmarkEnd w:id="2"/>
+      <w:r>
+        <w:rPr>
+          <w:rtl w:val="0"/>
+        </w:rPr>
+        <w:t xml:space="preserve">Key Responsibilities</w:t>
+      </w:r>
+    </w:p>
+    <w:p>
+      <w:pPr>
+        <w:spacing w:before="240" w:lineRule="auto"/>
+        <w:rPr/>
+      </w:pPr>
+      <w:r>
+        <w:rPr>
+          <w:rtl w:val="0"/>
+        </w:rPr>
+        <w:t xml:space="preserve">As a </w:t>
+      </w:r>
+      <w:r>
+        <w:rPr>
+          <w:color w:val="f8c762"/>
+          <w:sz w:val="18"/>
+          <w:szCs w:val="18"/>
+          <w:rtl w:val="0"/>
+        </w:rPr>
+        <w:t xml:space="preserve">{{</w:t>
+      </w:r>
+      <w:r>
+        <w:rPr>
+          <w:color w:val="e394dc"/>
+          <w:sz w:val="18"/>
+          <w:szCs w:val="18"/>
+          <w:rtl w:val="0"/>
+        </w:rPr>
+        <w:t xml:space="preserve">job_title</w:t>
+      </w:r>
+      <w:r>
+        <w:rPr>
+          <w:color w:val="f8c762"/>
+          <w:sz w:val="18"/>
+          <w:szCs w:val="18"/>
+          <w:rtl w:val="0"/>
+        </w:rPr>
+        <w:t xml:space="preserve">}}</w:t>
+      </w:r>
+      <w:r>
+        <w:rPr>
+          <w:rtl w:val="0"/>
+        </w:rPr>
+        <w:t xml:space="preserve">, your responsibilities will include, but not be limited to:</w:t>
+      </w:r>
+    </w:p>
+    <w:p>
+      <w:pPr>
+        <w:pStyle w:val="Heading3"/>
+        <w:spacing w:after="80" w:before="360" w:line="276" w:lineRule="auto"/>
+        <w:ind w:left="720" w:hanging="360"/>
+        <w:rPr/>
+      </w:pPr>
+      <w:bookmarkStart w:colFirst="0" w:colLast="0" w:name="_cjv5tgizkh0b" w:id="3"/>
+      <w:bookmarkEnd w:id="3"/>
+      <w:r>
+        <w:rPr>
+          <w:rtl w:val="0"/>
+        </w:rPr>
+        <w:t xml:space="preserve">1. Webflow Development &amp; Implementation</w:t>
+      </w:r>
+    </w:p>
+    <w:p>
+      <w:pPr>
+        <w:numPr>
+          <w:ilvl w:val="0"/>
+          <w:numId w:val="9"/>
+        </w:numPr>
+        <w:spacing w:after="0" w:before="240" w:lineRule="auto"/>
+        <w:ind w:left="720" w:hanging="360"/>
+        <w:rPr/>
+      </w:pPr>
+      <w:r>
+        <w:rPr>
+          <w:rtl w:val="0"/>
+        </w:rPr>
+        <w:t xml:space="preserve">Develop, build, and deploy responsive, production-ready websites using Webflow.</w:t>
+      </w:r>
+    </w:p>
+    <w:p>
+      <w:pPr>
+        <w:numPr>
+          <w:ilvl w:val="0"/>
+          <w:numId w:val="9"/>
+        </w:numPr>
+        <w:spacing w:after="0" w:before="0" w:lineRule="auto"/>
+        <w:ind w:left="720" w:hanging="360"/>
+        <w:rPr/>
+      </w:pPr>
+      <w:r>
+        <w:rPr>
+          <w:rtl w:val="0"/>
+        </w:rPr>
+        <w:t xml:space="preserve">Convert approved Figma, or other design files into pixel-accurate Webflow builds.</w:t>
+      </w:r>
+    </w:p>
+    <w:p>
+      <w:pPr>
+        <w:numPr>
+          <w:ilvl w:val="0"/>
+          <w:numId w:val="9"/>
+        </w:numPr>
+        <w:spacing w:after="0" w:before="0" w:lineRule="auto"/>
+        <w:ind w:left="720" w:hanging="360"/>
+        <w:rPr/>
+      </w:pPr>
+      <w:r>
+        <w:rPr>
+          <w:rtl w:val="0"/>
+        </w:rPr>
+        <w:t xml:space="preserve">Implement scalable CMS collections, dynamic content structures, and reusable components.</w:t>
+      </w:r>
+    </w:p>
+    <w:p>
+      <w:pPr>
+        <w:numPr>
+          <w:ilvl w:val="0"/>
+          <w:numId w:val="9"/>
+        </w:numPr>
+        <w:spacing w:after="0" w:before="0" w:lineRule="auto"/>
+        <w:ind w:left="720" w:hanging="360"/>
+        <w:rPr/>
+      </w:pPr>
+      <w:r>
+        <w:rPr>
+          <w:rtl w:val="0"/>
+        </w:rPr>
+        <w:t xml:space="preserve">Structure Webflow projects using best practices to ensure maintainability and performance.</w:t>
+      </w:r>
+    </w:p>
+    <w:p>
+      <w:pPr>
+        <w:numPr>
+          <w:ilvl w:val="0"/>
+          <w:numId w:val="9"/>
+        </w:numPr>
+        <w:spacing w:after="0" w:before="0" w:lineRule="auto"/>
+        <w:ind w:left="720" w:hanging="360"/>
+        <w:rPr/>
+      </w:pPr>
+      <w:r>
+        <w:rPr>
+          <w:rtl w:val="0"/>
+        </w:rPr>
+        <w:t xml:space="preserve">Ensure accessibility standards (where required) are met.</w:t>
+      </w:r>
+    </w:p>
+    <w:p>
+      <w:pPr>
+        <w:numPr>
+          <w:ilvl w:val="0"/>
+          <w:numId w:val="9"/>
+        </w:numPr>
+        <w:spacing w:before="0" w:lineRule="auto"/>
+        <w:ind w:left="720" w:hanging="360"/>
+        <w:rPr/>
+      </w:pPr>
+      <w:r>
+        <w:rPr>
+          <w:rtl w:val="0"/>
+        </w:rPr>
+        <w:t xml:space="preserve">Conduct internal quality checks before publishing any live project.</w:t>
+      </w:r>
+    </w:p>
+    <w:p>
+      <w:pPr>
+        <w:spacing w:before="240" w:lineRule="auto"/>
+        <w:rPr/>
+      </w:pPr>
+      <w:r>
+        <w:rPr>
+          <w:rtl w:val="0"/>
+        </w:rPr>
+        <w:t xml:space="preserve">You shall be responsible for ensuring that delivered websites meet design, functional, and performance standards approved by the Company.</w:t>
+      </w:r>
+    </w:p>
+    <w:p>
+      <w:pPr>
+        <w:pStyle w:val="Heading3"/>
+        <w:spacing w:after="80" w:before="360" w:line="276" w:lineRule="auto"/>
+        <w:ind w:left="720" w:hanging="360"/>
+        <w:rPr/>
+      </w:pPr>
+      <w:bookmarkStart w:colFirst="0" w:colLast="0" w:name="_dosumrer5dzf" w:id="4"/>
+      <w:bookmarkEnd w:id="4"/>
+      <w:r>
+        <w:rPr>
+          <w:rtl w:val="0"/>
+        </w:rPr>
+        <w:t xml:space="preserve">2. Frontend Engineering &amp; Enhancements</w:t>
+      </w:r>
+    </w:p>
+    <w:p>
+      <w:pPr>
+        <w:numPr>
+          <w:ilvl w:val="0"/>
+          <w:numId w:val="10"/>
+        </w:numPr>
+        <w:spacing w:after="0" w:before="240" w:lineRule="auto"/>
+        <w:ind w:left="720" w:hanging="360"/>
+        <w:rPr/>
+      </w:pPr>
+      <w:r>
+        <w:rPr>
+          <w:rtl w:val="0"/>
+        </w:rPr>
+        <w:t xml:space="preserve">Write, modify, and integrate custom HTML, CSS, and JavaScript where Webflow’s native functionality is insufficient.</w:t>
+      </w:r>
+    </w:p>
+    <w:p>
+      <w:pPr>
+        <w:numPr>
+          <w:ilvl w:val="0"/>
+          <w:numId w:val="10"/>
+        </w:numPr>
+        <w:spacing w:after="0" w:before="0" w:lineRule="auto"/>
+        <w:ind w:left="720" w:hanging="360"/>
+        <w:rPr/>
+      </w:pPr>
+      <w:r>
+        <w:rPr>
+          <w:rtl w:val="0"/>
+        </w:rPr>
+        <w:t xml:space="preserve">Implement advanced animations and interactions using Webflow interactions, GSAP, or other approved libraries.</w:t>
+      </w:r>
+    </w:p>
+    <w:p>
+      <w:pPr>
+        <w:numPr>
+          <w:ilvl w:val="0"/>
+          <w:numId w:val="10"/>
+        </w:numPr>
+        <w:spacing w:after="0" w:before="0" w:lineRule="auto"/>
+        <w:ind w:left="720" w:hanging="360"/>
+        <w:rPr/>
+      </w:pPr>
+      <w:r>
+        <w:rPr>
+          <w:rtl w:val="0"/>
+        </w:rPr>
+        <w:t xml:space="preserve">Ensure cross-browser compatibility (Chrome, Safari, Edge, Firefox, etc.).</w:t>
+      </w:r>
+    </w:p>
+    <w:p>
+      <w:pPr>
+        <w:numPr>
+          <w:ilvl w:val="0"/>
+          <w:numId w:val="10"/>
+        </w:numPr>
+        <w:spacing w:after="0" w:before="0" w:lineRule="auto"/>
+        <w:ind w:left="720" w:hanging="360"/>
+        <w:rPr/>
+      </w:pPr>
+      <w:r>
+        <w:rPr>
+          <w:rtl w:val="0"/>
+        </w:rPr>
+        <w:t xml:space="preserve">Optimize websites for speed, performance, and mobile responsiveness.</w:t>
+      </w:r>
+    </w:p>
+    <w:p>
+      <w:pPr>
+        <w:numPr>
+          <w:ilvl w:val="0"/>
+          <w:numId w:val="10"/>
+        </w:numPr>
+        <w:spacing w:after="0" w:before="0" w:lineRule="auto"/>
+        <w:ind w:left="720" w:hanging="360"/>
+        <w:rPr/>
+      </w:pPr>
+      <w:r>
+        <w:rPr>
+          <w:rtl w:val="0"/>
+        </w:rPr>
+        <w:t xml:space="preserve">Implement structured data, SEO meta tags, and best practices for search optimization.</w:t>
+      </w:r>
+    </w:p>
+    <w:p>
+      <w:pPr>
+        <w:numPr>
+          <w:ilvl w:val="0"/>
+          <w:numId w:val="10"/>
+        </w:numPr>
+        <w:spacing w:before="0" w:lineRule="auto"/>
+        <w:ind w:left="720" w:hanging="360"/>
+        <w:rPr/>
+      </w:pPr>
+      <w:r>
+        <w:rPr>
+          <w:rtl w:val="0"/>
+        </w:rPr>
+        <w:t xml:space="preserve">Ensure secure and clean code implementation to avoid vulnerabilities.</w:t>
+      </w:r>
+    </w:p>
+    <w:p>
+      <w:pPr>
+        <w:spacing w:before="240" w:lineRule="auto"/>
+        <w:rPr/>
+      </w:pPr>
+      <w:r>
+        <w:rPr>
+          <w:rtl w:val="0"/>
+        </w:rPr>
+        <w:t xml:space="preserve">You are expected to maintain high technical standards and avoid technical debt unless explicitly approved.</w:t>
+      </w:r>
+    </w:p>
+    <w:p>
+      <w:pPr>
+        <w:pStyle w:val="Heading3"/>
+        <w:spacing w:after="80" w:before="360" w:line="276" w:lineRule="auto"/>
+        <w:ind w:left="720" w:hanging="360"/>
+        <w:rPr/>
+      </w:pPr>
+      <w:bookmarkStart w:colFirst="0" w:colLast="0" w:name="_27o7z7wus9x9" w:id="5"/>
+      <w:bookmarkEnd w:id="5"/>
+      <w:r>
+        <w:rPr>
+          <w:rtl w:val="0"/>
+        </w:rPr>
+        <w:t xml:space="preserve">3. Technical Ownership &amp; Infrastructure</w:t>
+      </w:r>
+    </w:p>
+    <w:p>
+      <w:pPr>
+        <w:numPr>
+          <w:ilvl w:val="0"/>
+          <w:numId w:val="11"/>
+        </w:numPr>
+        <w:spacing w:after="0" w:before="240" w:lineRule="auto"/>
+        <w:ind w:left="720" w:hanging="360"/>
+        <w:rPr/>
+      </w:pPr>
+      <w:r>
+        <w:rPr>
+          <w:rtl w:val="0"/>
+        </w:rPr>
+        <w:t xml:space="preserve">Maintain clean project architecture and standardized naming conventions.</w:t>
+      </w:r>
+    </w:p>
+    <w:p>
+      <w:pPr>
+        <w:numPr>
+          <w:ilvl w:val="0"/>
+          <w:numId w:val="11"/>
+        </w:numPr>
+        <w:spacing w:after="0" w:before="0" w:lineRule="auto"/>
+        <w:ind w:left="720" w:hanging="360"/>
+        <w:rPr/>
+      </w:pPr>
+      <w:r>
+        <w:rPr>
+          <w:rtl w:val="0"/>
+        </w:rPr>
+        <w:t xml:space="preserve">Create reusable components and scalable systems to reduce redundancy.</w:t>
+      </w:r>
+    </w:p>
+    <w:p>
+      <w:pPr>
+        <w:numPr>
+          <w:ilvl w:val="0"/>
+          <w:numId w:val="11"/>
+        </w:numPr>
+        <w:spacing w:after="0" w:before="0" w:lineRule="auto"/>
+        <w:ind w:left="720" w:hanging="360"/>
+        <w:rPr/>
+      </w:pPr>
+      <w:r>
+        <w:rPr>
+          <w:rtl w:val="0"/>
+        </w:rPr>
+        <w:t xml:space="preserve">Handle hosting configuration, domain setup, DNS configuration, and SSL implementation when required.</w:t>
+      </w:r>
+    </w:p>
+    <w:p>
+      <w:pPr>
+        <w:numPr>
+          <w:ilvl w:val="0"/>
+          <w:numId w:val="11"/>
+        </w:numPr>
+        <w:spacing w:after="0" w:before="0" w:lineRule="auto"/>
+        <w:ind w:left="720" w:hanging="360"/>
+        <w:rPr/>
+      </w:pPr>
+      <w:r>
+        <w:rPr>
+          <w:rtl w:val="0"/>
+        </w:rPr>
+        <w:t xml:space="preserve">Manage staging and production environments responsibly.</w:t>
+      </w:r>
+    </w:p>
+    <w:p>
+      <w:pPr>
+        <w:numPr>
+          <w:ilvl w:val="0"/>
+          <w:numId w:val="11"/>
+        </w:numPr>
+        <w:spacing w:after="0" w:before="0" w:lineRule="auto"/>
+        <w:ind w:left="720" w:hanging="360"/>
+        <w:rPr/>
+      </w:pPr>
+      <w:r>
+        <w:rPr>
+          <w:rtl w:val="0"/>
+        </w:rPr>
+        <w:t xml:space="preserve">Monitor performance metrics and proactively suggest improvements.</w:t>
+      </w:r>
+    </w:p>
+    <w:p>
+      <w:pPr>
+        <w:numPr>
+          <w:ilvl w:val="0"/>
+          <w:numId w:val="11"/>
+        </w:numPr>
+        <w:spacing w:before="0" w:lineRule="auto"/>
+        <w:ind w:left="720" w:hanging="360"/>
+        <w:rPr/>
+      </w:pPr>
+      <w:r>
+        <w:rPr>
+          <w:rtl w:val="0"/>
+        </w:rPr>
+        <w:t xml:space="preserve">Maintain documentation for project structures and integrations.</w:t>
+      </w:r>
+    </w:p>
+    <w:p>
+      <w:pPr>
+        <w:spacing w:before="240" w:lineRule="auto"/>
+        <w:rPr/>
+      </w:pPr>
+      <w:r>
+        <w:rPr>
+          <w:rtl w:val="0"/>
+        </w:rPr>
+        <w:t xml:space="preserve">You shall take ownership of technical deliverables assigned to you and ensure timely completion.</w:t>
+      </w:r>
+    </w:p>
+    <w:p>
+      <w:pPr>
+        <w:pStyle w:val="Heading3"/>
+        <w:spacing w:after="80" w:before="360" w:line="276" w:lineRule="auto"/>
+        <w:ind w:left="720" w:hanging="360"/>
+        <w:rPr/>
+      </w:pPr>
+      <w:bookmarkStart w:colFirst="0" w:colLast="0" w:name="_nyzqfr9xwg0r" w:id="6"/>
+      <w:bookmarkEnd w:id="6"/>
+      <w:r>
+        <w:rPr>
+          <w:rtl w:val="0"/>
+        </w:rPr>
+        <w:t xml:space="preserve">4. Collaboration &amp; Communication</w:t>
+      </w:r>
+    </w:p>
+    <w:p>
+      <w:pPr>
+        <w:numPr>
+          <w:ilvl w:val="0"/>
+          <w:numId w:val="6"/>
+        </w:numPr>
+        <w:spacing w:after="0" w:before="240" w:lineRule="auto"/>
+        <w:ind w:left="720" w:hanging="360"/>
+        <w:rPr/>
+      </w:pPr>
+      <w:r>
+        <w:rPr>
+          <w:rtl w:val="0"/>
+        </w:rPr>
+        <w:t xml:space="preserve">Work closely with designers to translate UI/UX designs into interactive web experiences.</w:t>
+      </w:r>
+    </w:p>
+    <w:p>
+      <w:pPr>
+        <w:numPr>
+          <w:ilvl w:val="0"/>
+          <w:numId w:val="6"/>
+        </w:numPr>
+        <w:spacing w:after="0" w:before="0" w:lineRule="auto"/>
+        <w:ind w:left="720" w:hanging="360"/>
+        <w:rPr/>
+      </w:pPr>
+      <w:r>
+        <w:rPr>
+          <w:rtl w:val="0"/>
+        </w:rPr>
+        <w:t xml:space="preserve">Coordinate with product managers, marketing teams, and other stakeholders to understand requirements.</w:t>
+      </w:r>
+    </w:p>
+    <w:p>
+      <w:pPr>
+        <w:numPr>
+          <w:ilvl w:val="0"/>
+          <w:numId w:val="6"/>
+        </w:numPr>
+        <w:spacing w:after="0" w:before="0" w:lineRule="auto"/>
+        <w:ind w:left="720" w:hanging="360"/>
+        <w:rPr/>
+      </w:pPr>
+      <w:r>
+        <w:rPr>
+          <w:rtl w:val="0"/>
+        </w:rPr>
+        <w:t xml:space="preserve">Participate in sprint planning, reviews, and internal meetings as required.</w:t>
+      </w:r>
+    </w:p>
+    <w:p>
+      <w:pPr>
+        <w:numPr>
+          <w:ilvl w:val="0"/>
+          <w:numId w:val="6"/>
+        </w:numPr>
+        <w:spacing w:after="0" w:before="0" w:lineRule="auto"/>
+        <w:ind w:left="720" w:hanging="360"/>
+        <w:rPr/>
+      </w:pPr>
+      <w:r>
+        <w:rPr>
+          <w:rtl w:val="0"/>
+        </w:rPr>
+        <w:t xml:space="preserve">Provide realistic timelines and proactively communicate delays or risks.</w:t>
+      </w:r>
+    </w:p>
+    <w:p>
+      <w:pPr>
+        <w:numPr>
+          <w:ilvl w:val="0"/>
+          <w:numId w:val="6"/>
+        </w:numPr>
+        <w:spacing w:before="0" w:lineRule="auto"/>
+        <w:ind w:left="720" w:hanging="360"/>
+        <w:rPr/>
+      </w:pPr>
+      <w:r>
+        <w:rPr>
+          <w:rtl w:val="0"/>
+        </w:rPr>
+        <w:t xml:space="preserve">Offer technical recommendations that improve scalability, usability, or performance.</w:t>
+      </w:r>
+    </w:p>
+    <w:p>
+      <w:pPr>
+        <w:spacing w:before="240" w:lineRule="auto"/>
+        <w:rPr/>
+      </w:pPr>
+      <w:r>
+        <w:rPr>
+          <w:rtl w:val="0"/>
+        </w:rPr>
+        <w:t xml:space="preserve">You are expected to maintain professional communication and timely updates on assigned tasks.</w:t>
+      </w:r>
+    </w:p>
+    <w:p>
+      <w:pPr>
+        <w:pStyle w:val="Heading3"/>
+        <w:spacing w:after="80" w:before="360" w:line="276" w:lineRule="auto"/>
+        <w:ind w:left="720" w:hanging="360"/>
+        <w:rPr/>
+      </w:pPr>
+      <w:bookmarkStart w:colFirst="0" w:colLast="0" w:name="_yfdyr2x7ghfx" w:id="7"/>
+      <w:bookmarkEnd w:id="7"/>
+      <w:r>
+        <w:rPr>
+          <w:rtl w:val="0"/>
+        </w:rPr>
+        <w:t xml:space="preserve">5. Maintenance, Support &amp; Continuous Improvement</w:t>
+      </w:r>
+    </w:p>
+    <w:p>
+      <w:pPr>
+        <w:numPr>
+          <w:ilvl w:val="0"/>
+          <w:numId w:val="1"/>
+        </w:numPr>
+        <w:spacing w:after="0" w:before="240" w:lineRule="auto"/>
+        <w:ind w:left="720" w:hanging="360"/>
+        <w:rPr/>
+      </w:pPr>
+      <w:r>
+        <w:rPr>
+          <w:rtl w:val="0"/>
+        </w:rPr>
+        <w:t xml:space="preserve">Debug and resolve technical issues promptly.</w:t>
+      </w:r>
+    </w:p>
+    <w:p>
+      <w:pPr>
+        <w:numPr>
+          <w:ilvl w:val="0"/>
+          <w:numId w:val="1"/>
+        </w:numPr>
+        <w:spacing w:after="0" w:before="0" w:lineRule="auto"/>
+        <w:ind w:left="720" w:hanging="360"/>
+        <w:rPr/>
+      </w:pPr>
+      <w:r>
+        <w:rPr>
+          <w:rtl w:val="0"/>
+        </w:rPr>
+        <w:t xml:space="preserve">Perform website updates, feature additions, and content modifications.</w:t>
+      </w:r>
+    </w:p>
+    <w:p>
+      <w:pPr>
+        <w:numPr>
+          <w:ilvl w:val="0"/>
+          <w:numId w:val="1"/>
+        </w:numPr>
+        <w:spacing w:after="0" w:before="0" w:lineRule="auto"/>
+        <w:ind w:left="720" w:hanging="360"/>
+        <w:rPr/>
+      </w:pPr>
+      <w:r>
+        <w:rPr>
+          <w:rtl w:val="0"/>
+        </w:rPr>
+        <w:t xml:space="preserve">Conduct regular audits for broken links, performance bottlenecks, or structural issues.</w:t>
+      </w:r>
+    </w:p>
+    <w:p>
+      <w:pPr>
+        <w:numPr>
+          <w:ilvl w:val="0"/>
+          <w:numId w:val="1"/>
+        </w:numPr>
+        <w:spacing w:after="0" w:before="0" w:lineRule="auto"/>
+        <w:ind w:left="720" w:hanging="360"/>
+        <w:rPr/>
+      </w:pPr>
+      <w:r>
+        <w:rPr>
+          <w:rtl w:val="0"/>
+        </w:rPr>
+        <w:t xml:space="preserve">Implement security best practices to prevent unauthorized access.</w:t>
+      </w:r>
+    </w:p>
+    <w:p>
+      <w:pPr>
+        <w:numPr>
+          <w:ilvl w:val="0"/>
+          <w:numId w:val="1"/>
+        </w:numPr>
+        <w:spacing w:after="0" w:before="0" w:lineRule="auto"/>
+        <w:ind w:left="720" w:hanging="360"/>
+        <w:rPr/>
+      </w:pPr>
+      <w:r>
+        <w:rPr>
+          <w:rtl w:val="0"/>
+        </w:rPr>
+        <w:t xml:space="preserve">Ensure websites remain stable and functional after updates or third-party integrations.</w:t>
+      </w:r>
+    </w:p>
+    <w:p>
+      <w:pPr>
+        <w:numPr>
+          <w:ilvl w:val="0"/>
+          <w:numId w:val="1"/>
+        </w:numPr>
+        <w:spacing w:before="0" w:lineRule="auto"/>
+        <w:ind w:left="720" w:hanging="360"/>
+        <w:rPr/>
+      </w:pPr>
+      <w:r>
+        <w:rPr>
+          <w:rtl w:val="0"/>
+        </w:rPr>
+        <w:t xml:space="preserve">Continuously upgrade your technical skills in alignment with industry standards.</w:t>
+      </w:r>
+    </w:p>
+    <w:p>
+      <w:pPr>
+        <w:spacing w:before="0" w:lineRule="auto"/>
+        <w:rPr/>
+      </w:pPr>
+      <w:r>
+        <w:rPr>
+          <w:rtl w:val="0"/>
+        </w:rPr>
+      </w:r>
+    </w:p>
+    <w:p>
+      <w:pPr>
+        <w:rPr/>
+      </w:pPr>
+      <w:r>
+        <w:rPr>
+          <w:rtl w:val="0"/>
+        </w:rPr>
+        <w:t xml:space="preserve">Sincerely,</w:t>
+        <w:br w:type="textWrapping"/>
+      </w:r>
+      <w:r>
+        <w:rPr/>
+        <w:drawing>
+          <wp:inline distB="114300" distT="114300" distL="114300" distR="114300">
+            <wp:extent cx="1171575" cy="734501"/>
+            <wp:effectExtent b="0" l="0" r="0" t="0"/>
+            <wp:docPr id="3" name="image2.png"/>
+            <a:graphic>
+              <a:graphicData uri="http://schemas.openxmlformats.org/drawingml/2006/picture">
+                <pic:pic>
+                  <pic:nvPicPr>
+                    <pic:cNvPr id="0" name="image2.png"/>
+                    <pic:cNvPicPr preferRelativeResize="0"/>
+                  </pic:nvPicPr>
+                  <pic:blipFill>
+                    <a:blip r:embed="rId6"/>
+                    <a:srcRect b="31968" l="22641" r="20513" t="28171"/>
+                    <a:stretch>
+                      <a:fillRect/>
+                    </a:stretch>
+                  </pic:blipFill>
+                  <pic:spPr>
+                    <a:xfrm>
+                      <a:off x="0" y="0"/>
+                      <a:ext cx="1171575" cy="734501"/>
+                    </a:xfrm>
+                    <a:prstGeom prst="rect"/>
+                    <a:ln/>
+                  </pic:spPr>
+                </pic:pic>
+              </a:graphicData>
+            </a:graphic>
+          </wp:inline>
+        </w:drawing>
+      </w:r>
+      <w:r>
+        <w:rPr>
+          <w:rtl w:val="0"/>
+        </w:rPr>
+      </w:r>
+    </w:p>
+    <w:p>
+      <w:pPr>
+        <w:rPr/>
+      </w:pPr>
+      <w:r>
+        <w:rPr>
+          <w:rtl w:val="0"/>
+        </w:rPr>
+        <w:t xml:space="preserve">Vishal Agrawal</w:t>
+        <w:br w:type="textWrapping"/>
+        <w:t xml:space="preserve">Founder &amp; Lead developer</w:t>
+      </w:r>
+    </w:p>
+    <w:p>
+      <w:pPr>
+        <w:spacing w:before="240" w:lineRule="auto"/>
+        <w:rPr/>
+      </w:pPr>
+      <w:r>
+        <w:rPr>
+          <w:rtl w:val="0"/>
+        </w:rPr>
+      </w:r>
+    </w:p>
+    <w:p>
+      <w:pPr>
+        <w:spacing w:before="240" w:lineRule="auto"/>
+        <w:rPr/>
+      </w:pPr>
+      <w:r>
+        <w:rPr>
+          <w:rtl w:val="0"/>
+        </w:rPr>
+      </w:r>
+    </w:p>
+    <w:p>
+      <w:pPr>
+        <w:spacing w:before="240" w:lineRule="auto"/>
+        <w:rPr/>
+      </w:pPr>
+      <w:r>
+        <w:rPr>
+          <w:rtl w:val="0"/>
+        </w:rPr>
+      </w:r>
+    </w:p>
+    <w:p>
+      <w:pPr>
+        <w:spacing w:before="240" w:lineRule="auto"/>
+        <w:rPr/>
+      </w:pPr>
+      <w:r>
+        <w:rPr>
+          <w:rtl w:val="0"/>
+        </w:rPr>
+      </w:r>
+    </w:p>
+    <w:p>
+      <w:pPr>
+        <w:spacing w:before="240" w:lineRule="auto"/>
+        <w:rPr/>
+      </w:pPr>
+      <w:r>
+        <w:rPr>
+          <w:rtl w:val="0"/>
+        </w:rPr>
+      </w:r>
+    </w:p>
+    <w:p>
+      <w:pPr>
+        <w:spacing w:before="240" w:lineRule="auto"/>
+        <w:rPr/>
+      </w:pPr>
+      <w:r>
+        <w:rPr>
+          <w:rtl w:val="0"/>
+        </w:rPr>
+      </w:r>
+    </w:p>
+    <w:p>
+      <w:pPr>
+        <w:pStyle w:val="Heading2"/>
+        <w:spacing w:after="120" w:before="480" w:line="276" w:lineRule="auto"/>
+        <w:rPr/>
+      </w:pPr>
+      <w:bookmarkStart w:colFirst="0" w:colLast="0" w:name="_9ew4f4flmbfp" w:id="8"/>
+      <w:bookmarkEnd w:id="8"/>
+      <w:r>
+        <w:rPr>
+          <w:rtl w:val="0"/>
+        </w:rPr>
+      </w:r>
+    </w:p>
+    <w:p>
+      <w:pPr>
+        <w:rPr/>
+      </w:pPr>
+      <w:r>
+        <w:rPr>
+          <w:rtl w:val="0"/>
+        </w:rPr>
+      </w:r>
+    </w:p>
+    <w:p>
+      <w:pPr>
+        <w:rPr/>
+      </w:pPr>
+      <w:r>
+        <w:rPr>
+          <w:rtl w:val="0"/>
+        </w:rPr>
+      </w:r>
+    </w:p>
+    <w:p>
+      <w:pPr>
+        <w:pStyle w:val="Heading2"/>
+        <w:pageBreakBefore w:val="1"/>
+        <w:spacing w:after="120" w:before="480" w:line="276" w:lineRule="auto"/>
+        <w:rPr/>
+      </w:pPr>
+      <w:bookmarkStart w:colFirst="0" w:colLast="0" w:name="_l4bywkg3zhc8" w:id="9"/>
+      <w:bookmarkEnd w:id="9"/>
+      <w:r>
+        <w:rPr>
+          <w:rtl w:val="0"/>
+        </w:rPr>
+        <w:t xml:space="preserve">Terms &amp; Conditions of Employment</w:t>
+      </w:r>
+    </w:p>
+    <w:p>
+      <w:pPr>
+        <w:pStyle w:val="Heading3"/>
+        <w:rPr>
+          <w:sz w:val="26"/>
+          <w:szCs w:val="26"/>
+        </w:rPr>
+      </w:pPr>
+      <w:bookmarkStart w:colFirst="0" w:colLast="0" w:name="_a5ywy8clzszd" w:id="10"/>
+      <w:bookmarkEnd w:id="10"/>
+      <w:r>
+        <w:rPr>
+          <w:sz w:val="26"/>
+          <w:szCs w:val="26"/>
+          <w:rtl w:val="0"/>
+        </w:rPr>
+        <w:t xml:space="preserve">Exclusive Employment</w:t>
+      </w:r>
+    </w:p>
+    <w:p>
+      <w:pPr>
+        <w:spacing w:before="240" w:lineRule="auto"/>
+        <w:rPr>
+          <w:sz w:val="21"/>
+          <w:szCs w:val="21"/>
+        </w:rPr>
+      </w:pPr>
+      <w:r>
+        <w:rPr>
+          <w:sz w:val="21"/>
+          <w:szCs w:val="21"/>
+          <w:rtl w:val="0"/>
+        </w:rPr>
+        <w:t xml:space="preserve">You shall not engage in freelance work, consulting, business, or employment of any kind without prior written approval.</w:t>
+      </w:r>
+    </w:p>
+    <w:p>
+      <w:pPr>
+        <w:pStyle w:val="Heading3"/>
+        <w:rPr>
+          <w:sz w:val="26"/>
+          <w:szCs w:val="26"/>
+        </w:rPr>
+      </w:pPr>
+      <w:bookmarkStart w:colFirst="0" w:colLast="0" w:name="_g4ebfavbqi73" w:id="11"/>
+      <w:bookmarkEnd w:id="11"/>
+      <w:r>
+        <w:rPr>
+          <w:sz w:val="26"/>
+          <w:szCs w:val="26"/>
+          <w:rtl w:val="0"/>
+        </w:rPr>
+        <w:t xml:space="preserve">Remote Work Obligations</w:t>
+      </w:r>
+    </w:p>
+    <w:p>
+      <w:pPr>
+        <w:spacing w:before="240" w:lineRule="auto"/>
+        <w:rPr/>
+      </w:pPr>
+      <w:r>
+        <w:rPr>
+          <w:rtl w:val="0"/>
+        </w:rPr>
+        <w:t xml:space="preserve">You are responsible for:</w:t>
+      </w:r>
+    </w:p>
+    <w:p>
+      <w:pPr>
+        <w:numPr>
+          <w:ilvl w:val="0"/>
+          <w:numId w:val="8"/>
+        </w:numPr>
+        <w:spacing w:after="0" w:before="240" w:lineRule="auto"/>
+        <w:ind w:left="720" w:hanging="360"/>
+        <w:rPr/>
+      </w:pPr>
+      <w:r>
+        <w:rPr>
+          <w:rtl w:val="0"/>
+        </w:rPr>
+        <w:t xml:space="preserve">Reliable internet connectivity.</w:t>
+      </w:r>
+    </w:p>
+    <w:p>
+      <w:pPr>
+        <w:numPr>
+          <w:ilvl w:val="0"/>
+          <w:numId w:val="8"/>
+        </w:numPr>
+        <w:spacing w:after="0" w:before="0" w:lineRule="auto"/>
+        <w:ind w:left="720" w:hanging="360"/>
+        <w:rPr/>
+      </w:pPr>
+      <w:r>
+        <w:rPr>
+          <w:rtl w:val="0"/>
+        </w:rPr>
+        <w:t xml:space="preserve">Maintaining confidentiality in your workspace.</w:t>
+      </w:r>
+    </w:p>
+    <w:p>
+      <w:pPr>
+        <w:numPr>
+          <w:ilvl w:val="0"/>
+          <w:numId w:val="8"/>
+        </w:numPr>
+        <w:spacing w:after="0" w:before="0" w:lineRule="auto"/>
+        <w:ind w:left="720" w:hanging="360"/>
+        <w:rPr/>
+      </w:pPr>
+      <w:r>
+        <w:rPr>
+          <w:rtl w:val="0"/>
+        </w:rPr>
+        <w:t xml:space="preserve">Securing company devices and access credentials.</w:t>
+      </w:r>
+    </w:p>
+    <w:p>
+      <w:pPr>
+        <w:numPr>
+          <w:ilvl w:val="0"/>
+          <w:numId w:val="8"/>
+        </w:numPr>
+        <w:spacing w:after="0" w:before="0" w:lineRule="auto"/>
+        <w:ind w:left="720" w:hanging="360"/>
+        <w:rPr/>
+      </w:pPr>
+      <w:r>
+        <w:rPr>
+          <w:rtl w:val="0"/>
+        </w:rPr>
+        <w:t xml:space="preserve">The Company shall not be liable for personal infrastructure expenses.</w:t>
+      </w:r>
+    </w:p>
+    <w:p>
+      <w:pPr>
+        <w:numPr>
+          <w:ilvl w:val="0"/>
+          <w:numId w:val="8"/>
+        </w:numPr>
+        <w:spacing w:before="0" w:lineRule="auto"/>
+        <w:ind w:left="720" w:hanging="360"/>
+        <w:rPr/>
+      </w:pPr>
+      <w:r>
+        <w:rPr>
+          <w:rtl w:val="0"/>
+        </w:rPr>
+        <w:t xml:space="preserve">The Employee is responsible for maintaining a compliant and secure workspace.</w:t>
+      </w:r>
+    </w:p>
+    <w:p>
+      <w:pPr>
+        <w:pStyle w:val="Heading3"/>
+        <w:rPr/>
+      </w:pPr>
+      <w:bookmarkStart w:colFirst="0" w:colLast="0" w:name="_vx0bwk4pmkm2" w:id="12"/>
+      <w:bookmarkEnd w:id="12"/>
+      <w:r>
+        <w:rPr>
+          <w:rtl w:val="0"/>
+        </w:rPr>
+        <w:t xml:space="preserve">Working hours</w:t>
+      </w:r>
+    </w:p>
+    <w:p>
+      <w:pPr>
+        <w:spacing w:before="240" w:lineRule="auto"/>
+        <w:rPr/>
+      </w:pPr>
+      <w:r>
+        <w:rPr>
+          <w:rtl w:val="0"/>
+        </w:rPr>
+        <w:t xml:space="preserve">Flexible, adjusted to your schedule and project deadlines</w:t>
+      </w:r>
+    </w:p>
+    <w:p>
+      <w:pPr>
+        <w:pStyle w:val="Heading3"/>
+        <w:rPr>
+          <w:sz w:val="26"/>
+          <w:szCs w:val="26"/>
+        </w:rPr>
+      </w:pPr>
+      <w:bookmarkStart w:colFirst="0" w:colLast="0" w:name="_z2r2395uxp3o" w:id="13"/>
+      <w:bookmarkEnd w:id="13"/>
+      <w:r>
+        <w:rPr>
+          <w:sz w:val="26"/>
+          <w:szCs w:val="26"/>
+          <w:rtl w:val="0"/>
+        </w:rPr>
+        <w:t xml:space="preserve">Intellectual Property</w:t>
+      </w:r>
+    </w:p>
+    <w:p>
+      <w:pPr>
+        <w:spacing w:before="240" w:lineRule="auto"/>
+        <w:rPr/>
+      </w:pPr>
+      <w:r>
+        <w:rPr>
+          <w:rtl w:val="0"/>
+        </w:rPr>
+        <w:t xml:space="preserve">All work, including but not limited to:</w:t>
+      </w:r>
+    </w:p>
+    <w:p>
+      <w:pPr>
+        <w:numPr>
+          <w:ilvl w:val="0"/>
+          <w:numId w:val="15"/>
+        </w:numPr>
+        <w:spacing w:after="0" w:before="240" w:lineRule="auto"/>
+        <w:ind w:left="720" w:hanging="360"/>
+        <w:rPr/>
+      </w:pPr>
+      <w:r>
+        <w:rPr>
+          <w:rtl w:val="0"/>
+        </w:rPr>
+        <w:t xml:space="preserve">Websites</w:t>
+      </w:r>
+    </w:p>
+    <w:p>
+      <w:pPr>
+        <w:numPr>
+          <w:ilvl w:val="0"/>
+          <w:numId w:val="15"/>
+        </w:numPr>
+        <w:spacing w:after="0" w:before="0" w:lineRule="auto"/>
+        <w:ind w:left="720" w:hanging="360"/>
+        <w:rPr/>
+      </w:pPr>
+      <w:r>
+        <w:rPr>
+          <w:rtl w:val="0"/>
+        </w:rPr>
+        <w:t xml:space="preserve">Code</w:t>
+      </w:r>
+    </w:p>
+    <w:p>
+      <w:pPr>
+        <w:numPr>
+          <w:ilvl w:val="0"/>
+          <w:numId w:val="15"/>
+        </w:numPr>
+        <w:spacing w:after="0" w:before="0" w:lineRule="auto"/>
+        <w:ind w:left="720" w:hanging="360"/>
+        <w:rPr/>
+      </w:pPr>
+      <w:r>
+        <w:rPr>
+          <w:rtl w:val="0"/>
+        </w:rPr>
+        <w:t xml:space="preserve">Designs</w:t>
+      </w:r>
+    </w:p>
+    <w:p>
+      <w:pPr>
+        <w:numPr>
+          <w:ilvl w:val="0"/>
+          <w:numId w:val="15"/>
+        </w:numPr>
+        <w:spacing w:after="0" w:before="0" w:lineRule="auto"/>
+        <w:ind w:left="720" w:hanging="360"/>
+        <w:rPr/>
+      </w:pPr>
+      <w:r>
+        <w:rPr>
+          <w:rtl w:val="0"/>
+        </w:rPr>
+        <w:t xml:space="preserve">Systems</w:t>
+      </w:r>
+    </w:p>
+    <w:p>
+      <w:pPr>
+        <w:numPr>
+          <w:ilvl w:val="0"/>
+          <w:numId w:val="15"/>
+        </w:numPr>
+        <w:spacing w:after="0" w:before="0" w:lineRule="auto"/>
+        <w:ind w:left="720" w:hanging="360"/>
+        <w:rPr/>
+      </w:pPr>
+      <w:r>
+        <w:rPr>
+          <w:rtl w:val="0"/>
+        </w:rPr>
+        <w:t xml:space="preserve">Documentation</w:t>
+      </w:r>
+    </w:p>
+    <w:p>
+      <w:pPr>
+        <w:numPr>
+          <w:ilvl w:val="0"/>
+          <w:numId w:val="15"/>
+        </w:numPr>
+        <w:spacing w:before="0" w:lineRule="auto"/>
+        <w:ind w:left="720" w:hanging="360"/>
+        <w:rPr/>
+      </w:pPr>
+      <w:r>
+        <w:rPr>
+          <w:rtl w:val="0"/>
+        </w:rPr>
+        <w:t xml:space="preserve">Processes</w:t>
+      </w:r>
+    </w:p>
+    <w:p>
+      <w:pPr>
+        <w:spacing w:before="240" w:lineRule="auto"/>
+        <w:rPr/>
+      </w:pPr>
+      <w:r>
+        <w:rPr>
+          <w:rtl w:val="0"/>
+        </w:rPr>
+        <w:t xml:space="preserve">created during employment shall be the exclusive property of the Company. You irrevocably assign all intellectual property rights to the Company.</w:t>
+      </w:r>
+    </w:p>
+    <w:p>
+      <w:pPr>
+        <w:pStyle w:val="Heading3"/>
+        <w:rPr>
+          <w:sz w:val="26"/>
+          <w:szCs w:val="26"/>
+        </w:rPr>
+      </w:pPr>
+      <w:bookmarkStart w:colFirst="0" w:colLast="0" w:name="_k6ilkbzcl5an" w:id="14"/>
+      <w:bookmarkEnd w:id="14"/>
+      <w:r>
+        <w:rPr>
+          <w:sz w:val="26"/>
+          <w:szCs w:val="26"/>
+          <w:rtl w:val="0"/>
+        </w:rPr>
+        <w:t xml:space="preserve">Company Property</w:t>
+      </w:r>
+    </w:p>
+    <w:p>
+      <w:pPr>
+        <w:spacing w:before="240" w:lineRule="auto"/>
+        <w:rPr/>
+      </w:pPr>
+      <w:r>
+        <w:rPr>
+          <w:rtl w:val="0"/>
+        </w:rPr>
+        <w:t xml:space="preserve">All devices, credentials, files, and documents must be returned immediately upon termination. Failure to do so may result in legal recovery action.</w:t>
+      </w:r>
+    </w:p>
+    <w:p>
+      <w:pPr>
+        <w:pStyle w:val="Heading3"/>
+        <w:spacing w:after="120" w:before="480" w:line="276" w:lineRule="auto"/>
+        <w:rPr/>
+      </w:pPr>
+      <w:bookmarkStart w:colFirst="0" w:colLast="0" w:name="_ycbnbwdkoqg5" w:id="15"/>
+      <w:bookmarkEnd w:id="15"/>
+      <w:r>
+        <w:rPr>
+          <w:rtl w:val="0"/>
+        </w:rPr>
+        <w:t xml:space="preserve">Confidentiality &amp; Non-Disclosure Agreement</w:t>
+      </w:r>
+    </w:p>
+    <w:p>
+      <w:pPr>
+        <w:spacing w:before="240" w:lineRule="auto"/>
+        <w:rPr/>
+      </w:pPr>
+      <w:r>
+        <w:rPr>
+          <w:rtl w:val="0"/>
+        </w:rPr>
+        <w:t xml:space="preserve">You acknowledge that during employment you will have access to confidential information including but not limited to:</w:t>
+      </w:r>
+    </w:p>
+    <w:p>
+      <w:pPr>
+        <w:numPr>
+          <w:ilvl w:val="0"/>
+          <w:numId w:val="4"/>
+        </w:numPr>
+        <w:spacing w:after="0" w:before="240" w:lineRule="auto"/>
+        <w:ind w:left="720" w:hanging="360"/>
+        <w:rPr/>
+      </w:pPr>
+      <w:r>
+        <w:rPr>
+          <w:rtl w:val="0"/>
+        </w:rPr>
+        <w:t xml:space="preserve">Client information</w:t>
+      </w:r>
+    </w:p>
+    <w:p>
+      <w:pPr>
+        <w:numPr>
+          <w:ilvl w:val="0"/>
+          <w:numId w:val="4"/>
+        </w:numPr>
+        <w:spacing w:after="0" w:before="0" w:lineRule="auto"/>
+        <w:ind w:left="720" w:hanging="360"/>
+        <w:rPr/>
+      </w:pPr>
+      <w:r>
+        <w:rPr>
+          <w:rtl w:val="0"/>
+        </w:rPr>
+        <w:t xml:space="preserve">Pricing structures</w:t>
+      </w:r>
+    </w:p>
+    <w:p>
+      <w:pPr>
+        <w:numPr>
+          <w:ilvl w:val="0"/>
+          <w:numId w:val="4"/>
+        </w:numPr>
+        <w:spacing w:after="0" w:before="0" w:lineRule="auto"/>
+        <w:ind w:left="720" w:hanging="360"/>
+        <w:rPr/>
+      </w:pPr>
+      <w:r>
+        <w:rPr>
+          <w:rtl w:val="0"/>
+        </w:rPr>
+        <w:t xml:space="preserve">Technical systems</w:t>
+      </w:r>
+    </w:p>
+    <w:p>
+      <w:pPr>
+        <w:numPr>
+          <w:ilvl w:val="0"/>
+          <w:numId w:val="4"/>
+        </w:numPr>
+        <w:spacing w:after="0" w:before="0" w:lineRule="auto"/>
+        <w:ind w:left="720" w:hanging="360"/>
+        <w:rPr/>
+      </w:pPr>
+      <w:r>
+        <w:rPr>
+          <w:rtl w:val="0"/>
+        </w:rPr>
+        <w:t xml:space="preserve">Business strategies</w:t>
+      </w:r>
+    </w:p>
+    <w:p>
+      <w:pPr>
+        <w:numPr>
+          <w:ilvl w:val="0"/>
+          <w:numId w:val="4"/>
+        </w:numPr>
+        <w:spacing w:before="0" w:lineRule="auto"/>
+        <w:ind w:left="720" w:hanging="360"/>
+        <w:rPr/>
+      </w:pPr>
+      <w:r>
+        <w:rPr>
+          <w:rtl w:val="0"/>
+        </w:rPr>
+        <w:t xml:space="preserve">Proprietary frameworks</w:t>
+      </w:r>
+    </w:p>
+    <w:p>
+      <w:pPr>
+        <w:spacing w:before="240" w:lineRule="auto"/>
+        <w:rPr/>
+      </w:pPr>
+      <w:r>
+        <w:rPr>
+          <w:rtl w:val="0"/>
+        </w:rPr>
+        <w:t xml:space="preserve">You agree:</w:t>
+      </w:r>
+    </w:p>
+    <w:p>
+      <w:pPr>
+        <w:numPr>
+          <w:ilvl w:val="0"/>
+          <w:numId w:val="2"/>
+        </w:numPr>
+        <w:spacing w:after="0" w:before="240" w:lineRule="auto"/>
+        <w:ind w:left="720" w:hanging="360"/>
+        <w:rPr/>
+      </w:pPr>
+      <w:r>
+        <w:rPr>
+          <w:rtl w:val="0"/>
+        </w:rPr>
+        <w:t xml:space="preserve">Not to disclose confidential information during or after employment.</w:t>
+      </w:r>
+    </w:p>
+    <w:p>
+      <w:pPr>
+        <w:numPr>
+          <w:ilvl w:val="0"/>
+          <w:numId w:val="2"/>
+        </w:numPr>
+        <w:spacing w:after="0" w:before="0" w:lineRule="auto"/>
+        <w:ind w:left="720" w:hanging="360"/>
+        <w:rPr/>
+      </w:pPr>
+      <w:r>
+        <w:rPr>
+          <w:rtl w:val="0"/>
+        </w:rPr>
+        <w:t xml:space="preserve">Not to use such information for personal gain.</w:t>
+      </w:r>
+    </w:p>
+    <w:p>
+      <w:pPr>
+        <w:numPr>
+          <w:ilvl w:val="0"/>
+          <w:numId w:val="2"/>
+        </w:numPr>
+        <w:spacing w:before="0" w:lineRule="auto"/>
+        <w:ind w:left="720" w:hanging="360"/>
+        <w:rPr/>
+      </w:pPr>
+      <w:r>
+        <w:rPr>
+          <w:rtl w:val="0"/>
+        </w:rPr>
+        <w:t xml:space="preserve">To return or permanently delete all confidential material upon termination.</w:t>
+      </w:r>
+    </w:p>
+    <w:p>
+      <w:pPr>
+        <w:spacing w:before="240" w:lineRule="auto"/>
+        <w:rPr/>
+      </w:pPr>
+      <w:r>
+        <w:rPr>
+          <w:rtl w:val="0"/>
+        </w:rPr>
+        <w:t xml:space="preserve">This obligation shall survive termination and remain enforceable for </w:t>
+      </w:r>
+      <w:r>
+        <w:rPr>
+          <w:b w:val="1"/>
+          <w:bCs w:val="1"/>
+          <w:rtl w:val="0"/>
+        </w:rPr>
+        <w:t xml:space="preserve">5 years</w:t>
+      </w:r>
+      <w:r>
+        <w:rPr>
+          <w:rtl w:val="0"/>
+        </w:rPr>
+        <w:t xml:space="preserve">.</w:t>
+      </w:r>
+    </w:p>
+    <w:p>
+      <w:pPr>
+        <w:spacing w:before="240" w:lineRule="auto"/>
+        <w:rPr/>
+      </w:pPr>
+      <w:r>
+        <w:pict>
+          <v:rect style="width:0.0pt;height:1.5pt" o:hr="t" o:hrstd="t" o:hralign="center" fillcolor="#A0A0A0" stroked="f"/>
+        </w:pict>
+      </w:r>
+      <w:r>
+        <w:rPr>
+          <w:rtl w:val="0"/>
+        </w:rPr>
+      </w:r>
+    </w:p>
+    <w:p>
+      <w:pPr>
+        <w:pStyle w:val="Heading3"/>
+        <w:spacing w:after="120" w:before="480" w:line="276" w:lineRule="auto"/>
+        <w:rPr/>
+      </w:pPr>
+      <w:bookmarkStart w:colFirst="0" w:colLast="0" w:name="_3zy8yy8moenj" w:id="16"/>
+      <w:bookmarkEnd w:id="16"/>
+      <w:r>
+        <w:rPr>
+          <w:rtl w:val="0"/>
+        </w:rPr>
+        <w:t xml:space="preserve">Non-Solicitation</w:t>
+      </w:r>
+    </w:p>
+    <w:p>
+      <w:pPr>
+        <w:spacing w:before="240" w:lineRule="auto"/>
+        <w:rPr/>
+      </w:pPr>
+      <w:r>
+        <w:rPr>
+          <w:rtl w:val="0"/>
+        </w:rPr>
+        <w:t xml:space="preserve">For a period of </w:t>
+      </w:r>
+      <w:r>
+        <w:rPr>
+          <w:b w:val="1"/>
+          <w:bCs w:val="1"/>
+          <w:rtl w:val="0"/>
+        </w:rPr>
+        <w:t xml:space="preserve">36 months after termination</w:t>
+      </w:r>
+      <w:r>
+        <w:rPr>
+          <w:rtl w:val="0"/>
+        </w:rPr>
+        <w:t xml:space="preserve">, you shall not:</w:t>
+      </w:r>
+    </w:p>
+    <w:p>
+      <w:pPr>
+        <w:numPr>
+          <w:ilvl w:val="0"/>
+          <w:numId w:val="7"/>
+        </w:numPr>
+        <w:spacing w:after="0" w:before="240" w:lineRule="auto"/>
+        <w:ind w:left="720" w:hanging="360"/>
+        <w:rPr/>
+      </w:pPr>
+      <w:r>
+        <w:rPr>
+          <w:rtl w:val="0"/>
+        </w:rPr>
+        <w:t xml:space="preserve">Solicit Company clients.</w:t>
+      </w:r>
+    </w:p>
+    <w:p>
+      <w:pPr>
+        <w:numPr>
+          <w:ilvl w:val="0"/>
+          <w:numId w:val="7"/>
+        </w:numPr>
+        <w:spacing w:after="0" w:before="0" w:lineRule="auto"/>
+        <w:ind w:left="720" w:hanging="360"/>
+        <w:rPr/>
+      </w:pPr>
+      <w:r>
+        <w:rPr>
+          <w:rtl w:val="0"/>
+        </w:rPr>
+        <w:t xml:space="preserve">Induce Company employees or contractors to leave.</w:t>
+      </w:r>
+    </w:p>
+    <w:p>
+      <w:pPr>
+        <w:numPr>
+          <w:ilvl w:val="0"/>
+          <w:numId w:val="7"/>
+        </w:numPr>
+        <w:spacing w:before="0" w:lineRule="auto"/>
+        <w:ind w:left="720" w:hanging="360"/>
+        <w:rPr/>
+      </w:pPr>
+      <w:r>
+        <w:rPr>
+          <w:rtl w:val="0"/>
+        </w:rPr>
+        <w:t xml:space="preserve">Provide competing services to existing clients you worked with.</w:t>
+      </w:r>
+    </w:p>
+    <w:p>
+      <w:pPr>
+        <w:pStyle w:val="Heading3"/>
+        <w:spacing w:after="120" w:before="480" w:line="276" w:lineRule="auto"/>
+        <w:rPr/>
+      </w:pPr>
+      <w:bookmarkStart w:colFirst="0" w:colLast="0" w:name="_twyxn7h2gphx" w:id="17"/>
+      <w:bookmarkEnd w:id="17"/>
+      <w:r>
+        <w:rPr>
+          <w:rtl w:val="0"/>
+        </w:rPr>
+        <w:t xml:space="preserve">Immediate Termination</w:t>
+      </w:r>
+    </w:p>
+    <w:p>
+      <w:pPr>
+        <w:spacing w:before="240" w:lineRule="auto"/>
+        <w:rPr/>
+      </w:pPr>
+      <w:r>
+        <w:rPr>
+          <w:rtl w:val="0"/>
+        </w:rPr>
+        <w:t xml:space="preserve">The Company may terminate employment without notice in cases including but not limited to:</w:t>
+      </w:r>
+    </w:p>
+    <w:p>
+      <w:pPr>
+        <w:numPr>
+          <w:ilvl w:val="0"/>
+          <w:numId w:val="5"/>
+        </w:numPr>
+        <w:spacing w:after="0" w:before="240" w:lineRule="auto"/>
+        <w:ind w:left="720" w:hanging="360"/>
+        <w:rPr/>
+      </w:pPr>
+      <w:r>
+        <w:rPr>
+          <w:rtl w:val="0"/>
+        </w:rPr>
+        <w:t xml:space="preserve">Misconduct</w:t>
+      </w:r>
+    </w:p>
+    <w:p>
+      <w:pPr>
+        <w:numPr>
+          <w:ilvl w:val="0"/>
+          <w:numId w:val="5"/>
+        </w:numPr>
+        <w:spacing w:after="0" w:before="0" w:lineRule="auto"/>
+        <w:ind w:left="720" w:hanging="360"/>
+        <w:rPr/>
+      </w:pPr>
+      <w:r>
+        <w:rPr>
+          <w:rtl w:val="0"/>
+        </w:rPr>
+        <w:t xml:space="preserve">Data breach</w:t>
+      </w:r>
+    </w:p>
+    <w:p>
+      <w:pPr>
+        <w:numPr>
+          <w:ilvl w:val="0"/>
+          <w:numId w:val="5"/>
+        </w:numPr>
+        <w:spacing w:after="0" w:before="0" w:lineRule="auto"/>
+        <w:ind w:left="720" w:hanging="360"/>
+        <w:rPr/>
+      </w:pPr>
+      <w:r>
+        <w:rPr>
+          <w:rtl w:val="0"/>
+        </w:rPr>
+        <w:t xml:space="preserve">Fraud</w:t>
+      </w:r>
+    </w:p>
+    <w:p>
+      <w:pPr>
+        <w:numPr>
+          <w:ilvl w:val="0"/>
+          <w:numId w:val="5"/>
+        </w:numPr>
+        <w:spacing w:after="0" w:before="0" w:lineRule="auto"/>
+        <w:ind w:left="720" w:hanging="360"/>
+        <w:rPr/>
+      </w:pPr>
+      <w:r>
+        <w:rPr>
+          <w:rtl w:val="0"/>
+        </w:rPr>
+        <w:t xml:space="preserve">Conflict of interest</w:t>
+      </w:r>
+    </w:p>
+    <w:p>
+      <w:pPr>
+        <w:numPr>
+          <w:ilvl w:val="0"/>
+          <w:numId w:val="5"/>
+        </w:numPr>
+        <w:spacing w:after="0" w:before="0" w:lineRule="auto"/>
+        <w:ind w:left="720" w:hanging="360"/>
+        <w:rPr/>
+      </w:pPr>
+      <w:r>
+        <w:rPr>
+          <w:rtl w:val="0"/>
+        </w:rPr>
+        <w:t xml:space="preserve">Continued poor performance after documented review and written warning.</w:t>
+      </w:r>
+    </w:p>
+    <w:p>
+      <w:pPr>
+        <w:numPr>
+          <w:ilvl w:val="0"/>
+          <w:numId w:val="5"/>
+        </w:numPr>
+        <w:spacing w:before="0" w:lineRule="auto"/>
+        <w:ind w:left="720" w:hanging="360"/>
+        <w:rPr/>
+      </w:pPr>
+      <w:r>
+        <w:rPr>
+          <w:rtl w:val="0"/>
+        </w:rPr>
+        <w:t xml:space="preserve">Breach of agreement</w:t>
+      </w:r>
+    </w:p>
+    <w:p>
+      <w:pPr>
+        <w:spacing w:before="240" w:lineRule="auto"/>
+        <w:rPr/>
+      </w:pPr>
+      <w:r>
+        <w:rPr>
+          <w:rtl w:val="0"/>
+        </w:rPr>
+        <w:t xml:space="preserve">In such cases, no bonus or additional compensation shall be payable.</w:t>
+      </w:r>
+    </w:p>
+    <w:p>
+      <w:pPr>
+        <w:pStyle w:val="Heading3"/>
+        <w:spacing w:after="120" w:before="480" w:line="276" w:lineRule="auto"/>
+        <w:rPr/>
+      </w:pPr>
+      <w:bookmarkStart w:colFirst="0" w:colLast="0" w:name="_nx8fnz1f7omv" w:id="18"/>
+      <w:bookmarkEnd w:id="18"/>
+      <w:r>
+        <w:rPr>
+          <w:rtl w:val="0"/>
+        </w:rPr>
+        <w:t xml:space="preserve">Governing Law &amp; Jurisdiction</w:t>
+      </w:r>
+    </w:p>
+    <w:p>
+      <w:pPr>
+        <w:spacing w:before="240" w:lineRule="auto"/>
+        <w:rPr/>
+      </w:pPr>
+      <w:r>
+        <w:rPr>
+          <w:rtl w:val="0"/>
+        </w:rPr>
+        <w:t xml:space="preserve">This agreement shall be governed by the laws of India.</w:t>
+      </w:r>
+    </w:p>
+    <w:p>
+      <w:pPr>
+        <w:pStyle w:val="Heading3"/>
+        <w:spacing w:after="120" w:before="480" w:line="276" w:lineRule="auto"/>
+        <w:rPr/>
+      </w:pPr>
+      <w:bookmarkStart w:colFirst="0" w:colLast="0" w:name="_f5ks73a29fa9" w:id="19"/>
+      <w:bookmarkEnd w:id="19"/>
+      <w:r>
+        <w:rPr>
+          <w:rtl w:val="0"/>
+        </w:rPr>
+        <w:t xml:space="preserve">Entire Agreement</w:t>
+      </w:r>
+    </w:p>
+    <w:p>
+      <w:pPr>
+        <w:spacing w:before="240" w:lineRule="auto"/>
+        <w:rPr/>
+      </w:pPr>
+      <w:r>
+        <w:rPr>
+          <w:rtl w:val="0"/>
+        </w:rPr>
+        <w:t xml:space="preserve">This document constitutes the entire agreement between both parties and supersedes any prior discussions or representations.</w:t>
+      </w:r>
+    </w:p>
+    <w:p>
+      <w:pPr>
+        <w:spacing w:before="240" w:lineRule="auto"/>
+        <w:rPr/>
+      </w:pPr>
+      <w:r>
+        <w:rPr>
+          <w:rtl w:val="0"/>
+        </w:rPr>
+      </w:r>
+    </w:p>
+    <w:p>
+      <w:pPr>
         <w:rPr/>
       </w:pPr>
       <w:r>
@@ -738,7 +2523,6 @@
     </w:p>
     <w:p>
       <w:pPr>
-        <w:spacing w:after="200" w:lineRule="auto"/>
         <w:rPr/>
       </w:pPr>
       <w:r>
@@ -752,17 +2536,13 @@
     </w:p>
     <w:p>
       <w:pPr>
-        <w:pStyle w:val="Heading2"/>
-        <w:spacing w:after="120" w:before="480" w:line="276" w:lineRule="auto"/>
-        <w:rPr/>
-      </w:pPr>
-      <w:bookmarkStart w:colFirst="0" w:colLast="0" w:name="_sqt0j53tdg7f" w:id="2"/>
-      <w:bookmarkEnd w:id="2"/>
-      <w:r>
-        <w:rPr>
-          <w:rtl w:val="0"/>
-        </w:rPr>
-        <w:t xml:space="preserve">Key Responsibilities</w:t>
+        <w:spacing w:after="200" w:lineRule="auto"/>
+        <w:rPr/>
+      </w:pPr>
+      <w:r>
+        <w:rPr>
+          <w:rtl w:val="0"/>
+        </w:rPr>
       </w:r>
     </w:p>
     <w:p>
@@ -774,119 +2554,6 @@
         <w:rPr>
           <w:rtl w:val="0"/>
         </w:rPr>
-        <w:t xml:space="preserve">As a Webflow Developer, your responsibilities will include, but not be limited to:</w:t>
-      </w:r>
-    </w:p>
-    <w:p>
-      <w:pPr>
-        <w:pStyle w:val="Heading3"/>
-        <w:spacing w:after="80" w:before="360" w:line="276" w:lineRule="auto"/>
-        <w:ind w:left="720" w:hanging="360"/>
-        <w:rPr/>
-      </w:pPr>
-      <w:bookmarkStart w:colFirst="0" w:colLast="0" w:name="_z4or15z473y7" w:id="3"/>
-      <w:bookmarkEnd w:id="3"/>
-      <w:r>
-        <w:rPr>
-          <w:rtl w:val="0"/>
-        </w:rPr>
-        <w:t xml:space="preserve">1. Webflow Development &amp; Implementation</w:t>
-      </w:r>
-    </w:p>
-    <w:p>
-      <w:pPr>
-        <w:numPr>
-          <w:ilvl w:val="0"/>
-          <w:numId w:val="11"/>
-        </w:numPr>
-        <w:spacing w:after="0" w:afterAutospacing="0" w:before="240" w:lineRule="auto"/>
-        <w:ind w:left="720" w:hanging="360"/>
-      </w:pPr>
-      <w:r>
-        <w:rPr>
-          <w:rtl w:val="0"/>
-        </w:rPr>
-        <w:t xml:space="preserve">Develop, build, and deploy responsive, production-ready websites using Webflow.</w:t>
-      </w:r>
-    </w:p>
-    <w:p>
-      <w:pPr>
-        <w:numPr>
-          <w:ilvl w:val="0"/>
-          <w:numId w:val="11"/>
-        </w:numPr>
-        <w:spacing w:after="0" w:afterAutospacing="0" w:before="0" w:beforeAutospacing="0" w:lineRule="auto"/>
-        <w:ind w:left="720" w:hanging="360"/>
-      </w:pPr>
-      <w:r>
-        <w:rPr>
-          <w:rtl w:val="0"/>
-        </w:rPr>
-        <w:t xml:space="preserve">Convert approved Figma, or other design files into pixel-accurate Webflow builds.</w:t>
-      </w:r>
-    </w:p>
-    <w:p>
-      <w:pPr>
-        <w:numPr>
-          <w:ilvl w:val="0"/>
-          <w:numId w:val="11"/>
-        </w:numPr>
-        <w:spacing w:after="0" w:afterAutospacing="0" w:before="0" w:beforeAutospacing="0" w:lineRule="auto"/>
-        <w:ind w:left="720" w:hanging="360"/>
-      </w:pPr>
-      <w:r>
-        <w:rPr>
-          <w:rtl w:val="0"/>
-        </w:rPr>
-        <w:t xml:space="preserve">Implement scalable CMS collections, dynamic content structures, and reusable components.</w:t>
-      </w:r>
-    </w:p>
-    <w:p>
-      <w:pPr>
-        <w:numPr>
-          <w:ilvl w:val="0"/>
-          <w:numId w:val="11"/>
-        </w:numPr>
-        <w:spacing w:after="0" w:afterAutospacing="0" w:before="0" w:beforeAutospacing="0" w:lineRule="auto"/>
-        <w:ind w:left="720" w:hanging="360"/>
-      </w:pPr>
-      <w:r>
-        <w:rPr>
-          <w:rtl w:val="0"/>
-        </w:rPr>
-        <w:t xml:space="preserve">Structure Webflow projects using best practices to ensure maintainability and performance.</w:t>
-      </w:r>
-    </w:p>
-    <w:p>
-      <w:pPr>
-        <w:numPr>
-          <w:ilvl w:val="0"/>
-          <w:numId w:val="11"/>
-        </w:numPr>
-        <w:spacing w:after="0" w:afterAutospacing="0" w:before="0" w:beforeAutospacing="0" w:lineRule="auto"/>
-        <w:ind w:left="720" w:hanging="360"/>
-      </w:pPr>
-      <w:r>
-        <w:rPr>
-          <w:rtl w:val="0"/>
-        </w:rPr>
-        <w:t xml:space="preserve">Ensure accessibility standards (where required) are met.</w:t>
-      </w:r>
-    </w:p>
-    <w:p>
-      <w:pPr>
-        <w:numPr>
-          <w:ilvl w:val="0"/>
-          <w:numId w:val="11"/>
-        </w:numPr>
-        <w:spacing w:before="0" w:beforeAutospacing="0" w:lineRule="auto"/>
-        <w:ind w:left="720" w:hanging="360"/>
-      </w:pPr>
-      <w:r>
-        <w:rPr>
-          <w:rtl w:val="0"/>
-        </w:rPr>
-        <w:t xml:space="preserve">Conduct internal quality checks before publishing any live project.</w:t>
       </w:r>
     </w:p>
     <w:p>
@@ -898,119 +2565,6 @@
         <w:rPr>
           <w:rtl w:val="0"/>
         </w:rPr>
-        <w:t xml:space="preserve">You shall be responsible for ensuring that delivered websites meet design, functional, and performance standards approved by the Company.</w:t>
-      </w:r>
-    </w:p>
-    <w:p>
-      <w:pPr>
-        <w:pStyle w:val="Heading3"/>
-        <w:spacing w:after="80" w:before="360" w:line="276" w:lineRule="auto"/>
-        <w:ind w:left="720" w:hanging="360"/>
-        <w:rPr/>
-      </w:pPr>
-      <w:bookmarkStart w:colFirst="0" w:colLast="0" w:name="_wdunwx7mrv58" w:id="4"/>
-      <w:bookmarkEnd w:id="4"/>
-      <w:r>
-        <w:rPr>
-          <w:rtl w:val="0"/>
-        </w:rPr>
-        <w:t xml:space="preserve">2. Frontend Engineering &amp; Enhancements</w:t>
-      </w:r>
-    </w:p>
-    <w:p>
-      <w:pPr>
-        <w:numPr>
-          <w:ilvl w:val="0"/>
-          <w:numId w:val="12"/>
-        </w:numPr>
-        <w:spacing w:after="0" w:afterAutospacing="0" w:before="240" w:lineRule="auto"/>
-        <w:ind w:left="720" w:hanging="360"/>
-      </w:pPr>
-      <w:r>
-        <w:rPr>
-          <w:rtl w:val="0"/>
-        </w:rPr>
-        <w:t xml:space="preserve">Write, modify, and integrate custom HTML, CSS, and JavaScript where Webflow’s native functionality is insufficient.</w:t>
-      </w:r>
-    </w:p>
-    <w:p>
-      <w:pPr>
-        <w:numPr>
-          <w:ilvl w:val="0"/>
-          <w:numId w:val="12"/>
-        </w:numPr>
-        <w:spacing w:after="0" w:afterAutospacing="0" w:before="0" w:beforeAutospacing="0" w:lineRule="auto"/>
-        <w:ind w:left="720" w:hanging="360"/>
-      </w:pPr>
-      <w:r>
-        <w:rPr>
-          <w:rtl w:val="0"/>
-        </w:rPr>
-        <w:t xml:space="preserve">Implement advanced animations and interactions using Webflow interactions, GSAP, or other approved libraries.</w:t>
-      </w:r>
-    </w:p>
-    <w:p>
-      <w:pPr>
-        <w:numPr>
-          <w:ilvl w:val="0"/>
-          <w:numId w:val="12"/>
-        </w:numPr>
-        <w:spacing w:after="0" w:afterAutospacing="0" w:before="0" w:beforeAutospacing="0" w:lineRule="auto"/>
-        <w:ind w:left="720" w:hanging="360"/>
-      </w:pPr>
-      <w:r>
-        <w:rPr>
-          <w:rtl w:val="0"/>
-        </w:rPr>
-        <w:t xml:space="preserve">Ensure cross-browser compatibility (Chrome, Safari, Edge, Firefox, etc.).</w:t>
-      </w:r>
-    </w:p>
-    <w:p>
-      <w:pPr>
-        <w:numPr>
-          <w:ilvl w:val="0"/>
-          <w:numId w:val="12"/>
-        </w:numPr>
-        <w:spacing w:after="0" w:afterAutospacing="0" w:before="0" w:beforeAutospacing="0" w:lineRule="auto"/>
-        <w:ind w:left="720" w:hanging="360"/>
-      </w:pPr>
-      <w:r>
-        <w:rPr>
-          <w:rtl w:val="0"/>
-        </w:rPr>
-        <w:t xml:space="preserve">Optimize websites for speed, performance, and mobile responsiveness.</w:t>
-      </w:r>
-    </w:p>
-    <w:p>
-      <w:pPr>
-        <w:numPr>
-          <w:ilvl w:val="0"/>
-          <w:numId w:val="12"/>
-        </w:numPr>
-        <w:spacing w:after="0" w:afterAutospacing="0" w:before="0" w:beforeAutospacing="0" w:lineRule="auto"/>
-        <w:ind w:left="720" w:hanging="360"/>
-      </w:pPr>
-      <w:r>
-        <w:rPr>
-          <w:rtl w:val="0"/>
-        </w:rPr>
-        <w:t xml:space="preserve">Implement structured data, SEO meta tags, and best practices for search optimization.</w:t>
-      </w:r>
-    </w:p>
-    <w:p>
-      <w:pPr>
-        <w:numPr>
-          <w:ilvl w:val="0"/>
-          <w:numId w:val="12"/>
-        </w:numPr>
-        <w:spacing w:before="0" w:beforeAutospacing="0" w:lineRule="auto"/>
-        <w:ind w:left="720" w:hanging="360"/>
-      </w:pPr>
-      <w:r>
-        <w:rPr>
-          <w:rtl w:val="0"/>
-        </w:rPr>
-        <w:t xml:space="preserve">Ensure secure and clean code implementation to avoid vulnerabilities.</w:t>
       </w:r>
     </w:p>
     <w:p>
@@ -1022,119 +2576,6 @@
         <w:rPr>
           <w:rtl w:val="0"/>
         </w:rPr>
-        <w:t xml:space="preserve">You are expected to maintain high technical standards and avoid technical debt unless explicitly approved.</w:t>
-      </w:r>
-    </w:p>
-    <w:p>
-      <w:pPr>
-        <w:pStyle w:val="Heading3"/>
-        <w:spacing w:after="80" w:before="360" w:line="276" w:lineRule="auto"/>
-        <w:ind w:left="720" w:hanging="360"/>
-        <w:rPr/>
-      </w:pPr>
-      <w:bookmarkStart w:colFirst="0" w:colLast="0" w:name="_c79co1p1c0qj" w:id="5"/>
-      <w:bookmarkEnd w:id="5"/>
-      <w:r>
-        <w:rPr>
-          <w:rtl w:val="0"/>
-        </w:rPr>
-        <w:t xml:space="preserve">3. Technical Ownership &amp; Infrastructure</w:t>
-      </w:r>
-    </w:p>
-    <w:p>
-      <w:pPr>
-        <w:numPr>
-          <w:ilvl w:val="0"/>
-          <w:numId w:val="13"/>
-        </w:numPr>
-        <w:spacing w:after="0" w:afterAutospacing="0" w:before="240" w:lineRule="auto"/>
-        <w:ind w:left="720" w:hanging="360"/>
-      </w:pPr>
-      <w:r>
-        <w:rPr>
-          <w:rtl w:val="0"/>
-        </w:rPr>
-        <w:t xml:space="preserve">Maintain clean project architecture and standardized naming conventions.</w:t>
-      </w:r>
-    </w:p>
-    <w:p>
-      <w:pPr>
-        <w:numPr>
-          <w:ilvl w:val="0"/>
-          <w:numId w:val="13"/>
-        </w:numPr>
-        <w:spacing w:after="0" w:afterAutospacing="0" w:before="0" w:beforeAutospacing="0" w:lineRule="auto"/>
-        <w:ind w:left="720" w:hanging="360"/>
-      </w:pPr>
-      <w:r>
-        <w:rPr>
-          <w:rtl w:val="0"/>
-        </w:rPr>
-        <w:t xml:space="preserve">Create reusable components and scalable systems to reduce redundancy.</w:t>
-      </w:r>
-    </w:p>
-    <w:p>
-      <w:pPr>
-        <w:numPr>
-          <w:ilvl w:val="0"/>
-          <w:numId w:val="13"/>
-        </w:numPr>
-        <w:spacing w:after="0" w:afterAutospacing="0" w:before="0" w:beforeAutospacing="0" w:lineRule="auto"/>
-        <w:ind w:left="720" w:hanging="360"/>
-      </w:pPr>
-      <w:r>
-        <w:rPr>
-          <w:rtl w:val="0"/>
-        </w:rPr>
-        <w:t xml:space="preserve">Handle hosting configuration, domain setup, DNS configuration, and SSL implementation when required.</w:t>
-      </w:r>
-    </w:p>
-    <w:p>
-      <w:pPr>
-        <w:numPr>
-          <w:ilvl w:val="0"/>
-          <w:numId w:val="13"/>
-        </w:numPr>
-        <w:spacing w:after="0" w:afterAutospacing="0" w:before="0" w:beforeAutospacing="0" w:lineRule="auto"/>
-        <w:ind w:left="720" w:hanging="360"/>
-      </w:pPr>
-      <w:r>
-        <w:rPr>
-          <w:rtl w:val="0"/>
-        </w:rPr>
-        <w:t xml:space="preserve">Manage staging and production environments responsibly.</w:t>
-      </w:r>
-    </w:p>
-    <w:p>
-      <w:pPr>
-        <w:numPr>
-          <w:ilvl w:val="0"/>
-          <w:numId w:val="13"/>
-        </w:numPr>
-        <w:spacing w:after="0" w:afterAutospacing="0" w:before="0" w:beforeAutospacing="0" w:lineRule="auto"/>
-        <w:ind w:left="720" w:hanging="360"/>
-      </w:pPr>
-      <w:r>
-        <w:rPr>
-          <w:rtl w:val="0"/>
-        </w:rPr>
-        <w:t xml:space="preserve">Monitor performance metrics and proactively suggest improvements.</w:t>
-      </w:r>
-    </w:p>
-    <w:p>
-      <w:pPr>
-        <w:numPr>
-          <w:ilvl w:val="0"/>
-          <w:numId w:val="13"/>
-        </w:numPr>
-        <w:spacing w:before="0" w:beforeAutospacing="0" w:lineRule="auto"/>
-        <w:ind w:left="720" w:hanging="360"/>
-      </w:pPr>
-      <w:r>
-        <w:rPr>
-          <w:rtl w:val="0"/>
-        </w:rPr>
-        <w:t xml:space="preserve">Maintain documentation for project structures and integrations.</w:t>
       </w:r>
     </w:p>
     <w:p>
@@ -1146,103 +2587,6 @@
         <w:rPr>
           <w:rtl w:val="0"/>
         </w:rPr>
-        <w:t xml:space="preserve">You shall take ownership of technical deliverables assigned to you and ensure timely completion.</w:t>
-      </w:r>
-    </w:p>
-    <w:p>
-      <w:pPr>
-        <w:pStyle w:val="Heading3"/>
-        <w:spacing w:after="80" w:before="360" w:line="276" w:lineRule="auto"/>
-        <w:ind w:left="720" w:hanging="360"/>
-        <w:rPr/>
-      </w:pPr>
-      <w:bookmarkStart w:colFirst="0" w:colLast="0" w:name="_4zir0bvm3pkt" w:id="6"/>
-      <w:bookmarkEnd w:id="6"/>
-      <w:r>
-        <w:rPr>
-          <w:rtl w:val="0"/>
-        </w:rPr>
-        <w:t xml:space="preserve">4. Collaboration &amp; Communication</w:t>
-      </w:r>
-    </w:p>
-    <w:p>
-      <w:pPr>
-        <w:numPr>
-          <w:ilvl w:val="0"/>
-          <w:numId w:val="8"/>
-        </w:numPr>
-        <w:spacing w:after="0" w:afterAutospacing="0" w:before="240" w:lineRule="auto"/>
-        <w:ind w:left="720" w:hanging="360"/>
-      </w:pPr>
-      <w:r>
-        <w:rPr>
-          <w:rtl w:val="0"/>
-        </w:rPr>
-        <w:t xml:space="preserve">Work closely with designers to translate UI/UX designs into interactive web experiences.</w:t>
-      </w:r>
-    </w:p>
-    <w:p>
-      <w:pPr>
-        <w:numPr>
-          <w:ilvl w:val="0"/>
-          <w:numId w:val="8"/>
-        </w:numPr>
-        <w:spacing w:after="0" w:afterAutospacing="0" w:before="0" w:beforeAutospacing="0" w:lineRule="auto"/>
-        <w:ind w:left="720" w:hanging="360"/>
-      </w:pPr>
-      <w:r>
-        <w:rPr>
-          <w:rtl w:val="0"/>
-        </w:rPr>
-        <w:t xml:space="preserve">Coordinate with product managers, marketing teams, and other stakeholders to understand requirements.</w:t>
-      </w:r>
-    </w:p>
-    <w:p>
-      <w:pPr>
-        <w:numPr>
-          <w:ilvl w:val="0"/>
-          <w:numId w:val="8"/>
-        </w:numPr>
-        <w:spacing w:after="0" w:afterAutospacing="0" w:before="0" w:beforeAutospacing="0" w:lineRule="auto"/>
-        <w:ind w:left="720" w:hanging="360"/>
-      </w:pPr>
-      <w:r>
-        <w:rPr>
-          <w:rtl w:val="0"/>
-        </w:rPr>
-        <w:t xml:space="preserve">Participate in sprint planning, reviews, and internal meetings as required.</w:t>
-      </w:r>
-    </w:p>
-    <w:p>
-      <w:pPr>
-        <w:numPr>
-          <w:ilvl w:val="0"/>
-          <w:numId w:val="8"/>
-        </w:numPr>
-        <w:spacing w:after="0" w:afterAutospacing="0" w:before="0" w:beforeAutospacing="0" w:lineRule="auto"/>
-        <w:ind w:left="720" w:hanging="360"/>
-      </w:pPr>
-      <w:r>
-        <w:rPr>
-          <w:rtl w:val="0"/>
-        </w:rPr>
-        <w:t xml:space="preserve">Provide realistic timelines and proactively communicate delays or risks.</w:t>
-      </w:r>
-    </w:p>
-    <w:p>
-      <w:pPr>
-        <w:numPr>
-          <w:ilvl w:val="0"/>
-          <w:numId w:val="8"/>
-        </w:numPr>
-        <w:spacing w:before="0" w:beforeAutospacing="0" w:lineRule="auto"/>
-        <w:ind w:left="720" w:hanging="360"/>
-      </w:pPr>
-      <w:r>
-        <w:rPr>
-          <w:rtl w:val="0"/>
-        </w:rPr>
-        <w:t xml:space="preserve">Offer technical recommendations that improve scalability, usability, or performance.</w:t>
       </w:r>
     </w:p>
     <w:p>
@@ -1254,196 +2598,17 @@
         <w:rPr>
           <w:rtl w:val="0"/>
         </w:rPr>
-        <w:t xml:space="preserve">You are expected to maintain professional communication and timely updates on assigned tasks.</w:t>
-      </w:r>
-    </w:p>
-    <w:p>
-      <w:pPr>
-        <w:pStyle w:val="Heading3"/>
-        <w:spacing w:after="80" w:before="360" w:line="276" w:lineRule="auto"/>
-        <w:ind w:left="720" w:hanging="360"/>
-        <w:rPr/>
-      </w:pPr>
-      <w:bookmarkStart w:colFirst="0" w:colLast="0" w:name="_paauug9x1sxr" w:id="7"/>
-      <w:bookmarkEnd w:id="7"/>
-      <w:r>
-        <w:rPr>
-          <w:rtl w:val="0"/>
-        </w:rPr>
-        <w:t xml:space="preserve">5. Maintenance, Support &amp; Continuous Improvement</w:t>
-      </w:r>
-    </w:p>
-    <w:p>
-      <w:pPr>
-        <w:numPr>
-          <w:ilvl w:val="0"/>
-          <w:numId w:val="1"/>
-        </w:numPr>
-        <w:spacing w:after="0" w:afterAutospacing="0" w:before="240" w:lineRule="auto"/>
-        <w:ind w:left="720" w:hanging="360"/>
-      </w:pPr>
-      <w:r>
-        <w:rPr>
-          <w:rtl w:val="0"/>
-        </w:rPr>
-        <w:t xml:space="preserve">Debug and resolve technical issues promptly.</w:t>
-      </w:r>
-    </w:p>
-    <w:p>
-      <w:pPr>
-        <w:numPr>
-          <w:ilvl w:val="0"/>
-          <w:numId w:val="1"/>
-        </w:numPr>
-        <w:spacing w:after="0" w:afterAutospacing="0" w:before="0" w:beforeAutospacing="0" w:lineRule="auto"/>
-        <w:ind w:left="720" w:hanging="360"/>
-      </w:pPr>
-      <w:r>
-        <w:rPr>
-          <w:rtl w:val="0"/>
-        </w:rPr>
-        <w:t xml:space="preserve">Perform website updates, feature additions, and content modifications.</w:t>
-      </w:r>
-    </w:p>
-    <w:p>
-      <w:pPr>
-        <w:numPr>
-          <w:ilvl w:val="0"/>
-          <w:numId w:val="1"/>
-        </w:numPr>
-        <w:spacing w:after="0" w:afterAutospacing="0" w:before="0" w:beforeAutospacing="0" w:lineRule="auto"/>
-        <w:ind w:left="720" w:hanging="360"/>
-      </w:pPr>
-      <w:r>
-        <w:rPr>
-          <w:rtl w:val="0"/>
-        </w:rPr>
-        <w:t xml:space="preserve">Conduct regular audits for broken links, performance bottlenecks, or structural issues.</w:t>
-      </w:r>
-    </w:p>
-    <w:p>
-      <w:pPr>
-        <w:numPr>
-          <w:ilvl w:val="0"/>
-          <w:numId w:val="1"/>
-        </w:numPr>
-        <w:spacing w:after="0" w:afterAutospacing="0" w:before="0" w:beforeAutospacing="0" w:lineRule="auto"/>
-        <w:ind w:left="720" w:hanging="360"/>
-      </w:pPr>
-      <w:r>
-        <w:rPr>
-          <w:rtl w:val="0"/>
-        </w:rPr>
-        <w:t xml:space="preserve">Implement security best practices to prevent unauthorized access.</w:t>
-      </w:r>
-    </w:p>
-    <w:p>
-      <w:pPr>
-        <w:numPr>
-          <w:ilvl w:val="0"/>
-          <w:numId w:val="1"/>
-        </w:numPr>
-        <w:spacing w:after="0" w:afterAutospacing="0" w:before="0" w:beforeAutospacing="0" w:lineRule="auto"/>
-        <w:ind w:left="720" w:hanging="360"/>
-      </w:pPr>
-      <w:r>
-        <w:rPr>
-          <w:rtl w:val="0"/>
-        </w:rPr>
-        <w:t xml:space="preserve">Ensure websites remain stable and functional after updates or third-party integrations.</w:t>
-      </w:r>
-    </w:p>
-    <w:p>
-      <w:pPr>
-        <w:numPr>
-          <w:ilvl w:val="0"/>
-          <w:numId w:val="1"/>
-        </w:numPr>
-        <w:spacing w:before="0" w:beforeAutospacing="0" w:lineRule="auto"/>
-        <w:ind w:left="720" w:hanging="360"/>
-      </w:pPr>
-      <w:r>
-        <w:rPr>
-          <w:rtl w:val="0"/>
-        </w:rPr>
-        <w:t xml:space="preserve">Continuously upgrade your technical skills in alignment with industry standards.</w:t>
       </w:r>
     </w:p>
     <w:p>
       <w:pPr>
         <w:spacing w:before="240" w:lineRule="auto"/>
-        <w:ind w:left="0" w:firstLine="0"/>
-        <w:rPr/>
-      </w:pPr>
-      <w:r>
-        <w:rPr>
-          <w:rtl w:val="0"/>
-        </w:rPr>
-      </w:r>
-    </w:p>
-    <w:p>
-      <w:pPr>
-        <w:rPr/>
-      </w:pPr>
-      <w:r>
-        <w:rPr>
-          <w:rtl w:val="0"/>
-        </w:rPr>
-        <w:t xml:space="preserve">Sincerely,</w:t>
-        <w:br w:type="textWrapping"/>
-      </w:r>
-      <w:r>
-        <w:rPr/>
-        <w:drawing>
-          <wp:inline distB="114300" distT="114300" distL="114300" distR="114300">
-            <wp:extent cx="1171575" cy="734501"/>
-            <wp:effectExtent b="0" l="0" r="0" t="0"/>
-            <wp:docPr id="4" name="image2.png"/>
-            <a:graphic>
-              <a:graphicData uri="http://schemas.openxmlformats.org/drawingml/2006/picture">
-                <pic:pic>
-                  <pic:nvPicPr>
-                    <pic:cNvPr id="0" name="image2.png"/>
-                    <pic:cNvPicPr preferRelativeResize="0"/>
-                  </pic:nvPicPr>
-                  <pic:blipFill>
-                    <a:blip r:embed="rId6"/>
-                    <a:srcRect b="31968" l="22641" r="20513" t="28171"/>
-                    <a:stretch>
-                      <a:fillRect/>
-                    </a:stretch>
-                  </pic:blipFill>
-                  <pic:spPr>
-                    <a:xfrm>
-                      <a:off x="0" y="0"/>
-                      <a:ext cx="1171575" cy="734501"/>
-                    </a:xfrm>
-                    <a:prstGeom prst="rect"/>
-                    <a:ln/>
-                  </pic:spPr>
-                </pic:pic>
-              </a:graphicData>
-            </a:graphic>
-          </wp:inline>
-        </w:drawing>
-      </w:r>
-      <w:r>
-        <w:rPr>
-          <w:rtl w:val="0"/>
-        </w:rPr>
-      </w:r>
-    </w:p>
-    <w:p>
-      <w:pPr>
-        <w:rPr/>
-      </w:pPr>
-      <w:r>
-        <w:rPr>
-          <w:rtl w:val="0"/>
-        </w:rPr>
-        <w:t xml:space="preserve">Vishal Agrawal</w:t>
-        <w:br w:type="textWrapping"/>
-        <w:t xml:space="preserve">Founder &amp; Lead developer</w:t>
+        <w:rPr/>
+      </w:pPr>
+      <w:r>
+        <w:rPr>
+          <w:rtl w:val="0"/>
+        </w:rPr>
       </w:r>
     </w:p>
     <w:p>
@@ -1514,106 +2679,13 @@
     </w:p>
     <w:p>
       <w:pPr>
-        <w:pStyle w:val="Heading2"/>
-        <w:spacing w:after="120" w:before="480" w:line="276" w:lineRule="auto"/>
-        <w:rPr/>
-      </w:pPr>
-      <w:bookmarkStart w:colFirst="0" w:colLast="0" w:name="_ejgd5j92daol" w:id="8"/>
-      <w:bookmarkEnd w:id="8"/>
-      <w:r>
-        <w:rPr>
-          <w:rtl w:val="0"/>
-        </w:rPr>
-      </w:r>
-    </w:p>
-    <w:p>
-      <w:pPr>
-        <w:rPr/>
-      </w:pPr>
-      <w:r>
-        <w:rPr>
-          <w:rtl w:val="0"/>
-        </w:rPr>
-      </w:r>
-    </w:p>
-    <w:p>
-      <w:pPr>
-        <w:rPr/>
-      </w:pPr>
-      <w:r>
-        <w:rPr>
-          <w:rtl w:val="0"/>
-        </w:rPr>
-      </w:r>
-    </w:p>
-    <w:p>
-      <w:pPr>
-        <w:pStyle w:val="Heading2"/>
-        <w:spacing w:after="120" w:before="480" w:line="276" w:lineRule="auto"/>
-        <w:rPr/>
-      </w:pPr>
-      <w:bookmarkStart w:colFirst="0" w:colLast="0" w:name="_ho6md5mo2tzw" w:id="9"/>
-      <w:bookmarkEnd w:id="9"/>
-      <w:r>
-        <w:rPr>
-          <w:rtl w:val="0"/>
-        </w:rPr>
-        <w:t xml:space="preserve">Terms &amp; Conditions of Employment</w:t>
-      </w:r>
-    </w:p>
-    <w:p>
-      <w:pPr>
-        <w:pStyle w:val="Heading3"/>
-        <w:rPr>
-          <w:sz w:val="26"/>
-          <w:szCs w:val="26"/>
-        </w:rPr>
-      </w:pPr>
-      <w:bookmarkStart w:colFirst="0" w:colLast="0" w:name="_mcewqy3hktpj" w:id="10"/>
-      <w:bookmarkEnd w:id="10"/>
-      <w:r>
-        <w:rPr>
-          <w:sz w:val="26"/>
-          <w:szCs w:val="26"/>
-          <w:rtl w:val="0"/>
-        </w:rPr>
-        <w:t xml:space="preserve">Exclusive Employment</w:t>
-      </w:r>
-    </w:p>
-    <w:p>
-      <w:pPr>
         <w:spacing w:before="240" w:lineRule="auto"/>
-        <w:rPr>
-          <w:sz w:val="21"/>
-          <w:szCs w:val="21"/>
-        </w:rPr>
-      </w:pPr>
-      <w:r>
-        <w:rPr>
-          <w:sz w:val="21"/>
-          <w:szCs w:val="21"/>
-          <w:rtl w:val="0"/>
-        </w:rPr>
-        <w:t xml:space="preserve">You shall not engage in freelance work, consulting, business, or employment of any kind without prior written approval.</w:t>
-      </w:r>
-    </w:p>
-    <w:p>
-      <w:pPr>
-        <w:pStyle w:val="Heading3"/>
-        <w:rPr>
-          <w:sz w:val="26"/>
-          <w:szCs w:val="26"/>
-        </w:rPr>
-      </w:pPr>
-      <w:bookmarkStart w:colFirst="0" w:colLast="0" w:name="_1qz9p5fp7cqu" w:id="11"/>
-      <w:bookmarkEnd w:id="11"/>
-      <w:r>
-        <w:rPr>
-          <w:sz w:val="26"/>
-          <w:szCs w:val="26"/>
-          <w:rtl w:val="0"/>
-        </w:rPr>
-        <w:t xml:space="preserve">Remote Work Obligations</w:t>
+        <w:rPr/>
+      </w:pPr>
+      <w:r>
+        <w:rPr>
+          <w:rtl w:val="0"/>
+        </w:rPr>
       </w:r>
     </w:p>
     <w:p>
@@ -1625,101 +2697,6 @@
         <w:rPr>
           <w:rtl w:val="0"/>
         </w:rPr>
-        <w:t xml:space="preserve">You are responsible for:</w:t>
-      </w:r>
-    </w:p>
-    <w:p>
-      <w:pPr>
-        <w:numPr>
-          <w:ilvl w:val="0"/>
-          <w:numId w:val="10"/>
-        </w:numPr>
-        <w:spacing w:after="0" w:afterAutospacing="0" w:before="240" w:lineRule="auto"/>
-        <w:ind w:left="720" w:hanging="360"/>
-      </w:pPr>
-      <w:r>
-        <w:rPr>
-          <w:rtl w:val="0"/>
-        </w:rPr>
-        <w:t xml:space="preserve">Reliable internet connectivity.</w:t>
-      </w:r>
-    </w:p>
-    <w:p>
-      <w:pPr>
-        <w:numPr>
-          <w:ilvl w:val="0"/>
-          <w:numId w:val="10"/>
-        </w:numPr>
-        <w:spacing w:after="0" w:afterAutospacing="0" w:before="0" w:beforeAutospacing="0" w:lineRule="auto"/>
-        <w:ind w:left="720" w:hanging="360"/>
-      </w:pPr>
-      <w:r>
-        <w:rPr>
-          <w:rtl w:val="0"/>
-        </w:rPr>
-        <w:t xml:space="preserve">Maintaining confidentiality in your workspace.</w:t>
-      </w:r>
-    </w:p>
-    <w:p>
-      <w:pPr>
-        <w:numPr>
-          <w:ilvl w:val="0"/>
-          <w:numId w:val="10"/>
-        </w:numPr>
-        <w:spacing w:after="0" w:afterAutospacing="0" w:before="0" w:beforeAutospacing="0" w:lineRule="auto"/>
-        <w:ind w:left="720" w:hanging="360"/>
-      </w:pPr>
-      <w:r>
-        <w:rPr>
-          <w:rtl w:val="0"/>
-        </w:rPr>
-        <w:t xml:space="preserve">Securing company devices and access credentials.</w:t>
-      </w:r>
-    </w:p>
-    <w:p>
-      <w:pPr>
-        <w:numPr>
-          <w:ilvl w:val="0"/>
-          <w:numId w:val="10"/>
-        </w:numPr>
-        <w:spacing w:after="0" w:afterAutospacing="0" w:before="0" w:beforeAutospacing="0" w:lineRule="auto"/>
-        <w:ind w:left="720" w:hanging="360"/>
-      </w:pPr>
-      <w:r>
-        <w:rPr>
-          <w:rtl w:val="0"/>
-        </w:rPr>
-        <w:t xml:space="preserve">The Company shall not be liable for personal infrastructure expenses.</w:t>
-      </w:r>
-    </w:p>
-    <w:p>
-      <w:pPr>
-        <w:numPr>
-          <w:ilvl w:val="0"/>
-          <w:numId w:val="10"/>
-        </w:numPr>
-        <w:spacing w:before="0" w:beforeAutospacing="0" w:lineRule="auto"/>
-        <w:ind w:left="720" w:hanging="360"/>
-      </w:pPr>
-      <w:r>
-        <w:rPr>
-          <w:rtl w:val="0"/>
-        </w:rPr>
-        <w:t xml:space="preserve">The Employee is responsible for maintaining a compliant and secure workspace.</w:t>
-      </w:r>
-    </w:p>
-    <w:p>
-      <w:pPr>
-        <w:pStyle w:val="Heading3"/>
-        <w:rPr/>
-      </w:pPr>
-      <w:bookmarkStart w:colFirst="0" w:colLast="0" w:name="_ff2mm7p5ho4r" w:id="12"/>
-      <w:bookmarkEnd w:id="12"/>
-      <w:r>
-        <w:rPr>
-          <w:rtl w:val="0"/>
-        </w:rPr>
-        <w:t xml:space="preserve">Working hours</w:t>
       </w:r>
     </w:p>
     <w:p>
@@ -1731,32 +2708,6 @@
         <w:rPr>
           <w:rtl w:val="0"/>
         </w:rPr>
-        <w:t xml:space="preserve">F</w:t>
-      </w:r>
-      <w:r>
-        <w:rPr>
-          <w:rtl w:val="0"/>
-        </w:rPr>
-        <w:t xml:space="preserve">lexible, adjusted to your schedule and project deadlines</w:t>
-      </w:r>
-    </w:p>
-    <w:p>
-      <w:pPr>
-        <w:pStyle w:val="Heading3"/>
-        <w:rPr>
-          <w:sz w:val="26"/>
-          <w:szCs w:val="26"/>
-        </w:rPr>
-      </w:pPr>
-      <w:bookmarkStart w:colFirst="0" w:colLast="0" w:name="_wz0euq9q0q6j" w:id="13"/>
-      <w:bookmarkEnd w:id="13"/>
-      <w:r>
-        <w:rPr>
-          <w:sz w:val="26"/>
-          <w:szCs w:val="26"/>
-          <w:rtl w:val="0"/>
-        </w:rPr>
-        <w:t xml:space="preserve">Intellectual Property</w:t>
       </w:r>
     </w:p>
     <w:p>
@@ -1768,103 +2719,6 @@
         <w:rPr>
           <w:rtl w:val="0"/>
         </w:rPr>
-        <w:t xml:space="preserve">All work, including but not limited to:</w:t>
-      </w:r>
-    </w:p>
-    <w:p>
-      <w:pPr>
-        <w:numPr>
-          <w:ilvl w:val="0"/>
-          <w:numId w:val="3"/>
-        </w:numPr>
-        <w:spacing w:after="0" w:afterAutospacing="0" w:before="240" w:lineRule="auto"/>
-        <w:ind w:left="720" w:hanging="360"/>
-      </w:pPr>
-      <w:r>
-        <w:rPr>
-          <w:rtl w:val="0"/>
-        </w:rPr>
-        <w:t xml:space="preserve">Websites</w:t>
-      </w:r>
-    </w:p>
-    <w:p>
-      <w:pPr>
-        <w:numPr>
-          <w:ilvl w:val="0"/>
-          <w:numId w:val="3"/>
-        </w:numPr>
-        <w:spacing w:after="0" w:afterAutospacing="0" w:before="0" w:beforeAutospacing="0" w:lineRule="auto"/>
-        <w:ind w:left="720" w:hanging="360"/>
-      </w:pPr>
-      <w:r>
-        <w:rPr>
-          <w:rtl w:val="0"/>
-        </w:rPr>
-        <w:t xml:space="preserve">Code</w:t>
-      </w:r>
-    </w:p>
-    <w:p>
-      <w:pPr>
-        <w:numPr>
-          <w:ilvl w:val="0"/>
-          <w:numId w:val="3"/>
-        </w:numPr>
-        <w:spacing w:after="0" w:afterAutospacing="0" w:before="0" w:beforeAutospacing="0" w:lineRule="auto"/>
-        <w:ind w:left="720" w:hanging="360"/>
-      </w:pPr>
-      <w:r>
-        <w:rPr>
-          <w:rtl w:val="0"/>
-        </w:rPr>
-        <w:t xml:space="preserve">Designs</w:t>
-      </w:r>
-    </w:p>
-    <w:p>
-      <w:pPr>
-        <w:numPr>
-          <w:ilvl w:val="0"/>
-          <w:numId w:val="3"/>
-        </w:numPr>
-        <w:spacing w:after="0" w:afterAutospacing="0" w:before="0" w:beforeAutospacing="0" w:lineRule="auto"/>
-        <w:ind w:left="720" w:hanging="360"/>
-      </w:pPr>
-      <w:r>
-        <w:rPr>
-          <w:rtl w:val="0"/>
-        </w:rPr>
-        <w:t xml:space="preserve">Systems</w:t>
-      </w:r>
-    </w:p>
-    <w:p>
-      <w:pPr>
-        <w:numPr>
-          <w:ilvl w:val="0"/>
-          <w:numId w:val="3"/>
-        </w:numPr>
-        <w:spacing w:after="0" w:afterAutospacing="0" w:before="0" w:beforeAutospacing="0" w:lineRule="auto"/>
-        <w:ind w:left="720" w:hanging="360"/>
-      </w:pPr>
-      <w:r>
-        <w:rPr>
-          <w:rtl w:val="0"/>
-        </w:rPr>
-        <w:t xml:space="preserve">Documentation</w:t>
-      </w:r>
-    </w:p>
-    <w:p>
-      <w:pPr>
-        <w:numPr>
-          <w:ilvl w:val="0"/>
-          <w:numId w:val="3"/>
-        </w:numPr>
-        <w:spacing w:before="0" w:beforeAutospacing="0" w:lineRule="auto"/>
-        <w:ind w:left="720" w:hanging="360"/>
-      </w:pPr>
-      <w:r>
-        <w:rPr>
-          <w:rtl w:val="0"/>
-        </w:rPr>
-        <w:t xml:space="preserve">Processes</w:t>
       </w:r>
     </w:p>
     <w:p>
@@ -1876,793 +2730,21 @@
         <w:rPr>
           <w:rtl w:val="0"/>
         </w:rPr>
-        <w:t xml:space="preserve">created during employment shall be the exclusive property of the Company. You irrevocably assign all intellectual property rights to the Company.</w:t>
-      </w:r>
-    </w:p>
-    <w:p>
-      <w:pPr>
-        <w:pStyle w:val="Heading3"/>
-        <w:rPr>
-          <w:sz w:val="26"/>
-          <w:szCs w:val="26"/>
-        </w:rPr>
-      </w:pPr>
-      <w:bookmarkStart w:colFirst="0" w:colLast="0" w:name="_6t3glsqe802j" w:id="14"/>
-      <w:bookmarkEnd w:id="14"/>
-      <w:r>
-        <w:rPr>
-          <w:sz w:val="26"/>
-          <w:szCs w:val="26"/>
-          <w:rtl w:val="0"/>
-        </w:rPr>
-        <w:t xml:space="preserve">Company Property</w:t>
-      </w:r>
-    </w:p>
-    <w:p>
-      <w:pPr>
-        <w:spacing w:before="240" w:lineRule="auto"/>
-        <w:rPr/>
-      </w:pPr>
-      <w:r>
-        <w:rPr>
-          <w:rtl w:val="0"/>
-        </w:rPr>
-        <w:t xml:space="preserve">All devices, credentials, files, and documents must be returned immediately upon termination. Failure to do so may result in legal recovery action.</w:t>
-      </w:r>
-    </w:p>
-    <w:p>
-      <w:pPr>
-        <w:pStyle w:val="Heading3"/>
-        <w:spacing w:after="120" w:before="480" w:line="276" w:lineRule="auto"/>
-        <w:rPr/>
-      </w:pPr>
-      <w:bookmarkStart w:colFirst="0" w:colLast="0" w:name="_xhh7chyaqia" w:id="15"/>
-      <w:bookmarkEnd w:id="15"/>
-      <w:r>
-        <w:rPr>
-          <w:rtl w:val="0"/>
-        </w:rPr>
-        <w:t xml:space="preserve">Confidentiality &amp; Non-Disclosure Agreement</w:t>
-      </w:r>
-    </w:p>
-    <w:p>
-      <w:pPr>
-        <w:spacing w:before="240" w:lineRule="auto"/>
-        <w:rPr/>
-      </w:pPr>
-      <w:r>
-        <w:rPr>
-          <w:rtl w:val="0"/>
-        </w:rPr>
-        <w:t xml:space="preserve">You acknowledge that during employment you will have access to confidential information including but not limited to:</w:t>
-      </w:r>
-    </w:p>
-    <w:p>
-      <w:pPr>
-        <w:numPr>
-          <w:ilvl w:val="0"/>
-          <w:numId w:val="6"/>
-        </w:numPr>
-        <w:spacing w:after="0" w:afterAutospacing="0" w:before="240" w:lineRule="auto"/>
-        <w:ind w:left="720" w:hanging="360"/>
-      </w:pPr>
-      <w:r>
-        <w:rPr>
-          <w:rtl w:val="0"/>
-        </w:rPr>
-        <w:t xml:space="preserve">Client information</w:t>
-      </w:r>
-    </w:p>
-    <w:p>
-      <w:pPr>
-        <w:numPr>
-          <w:ilvl w:val="0"/>
-          <w:numId w:val="6"/>
-        </w:numPr>
-        <w:spacing w:after="0" w:afterAutospacing="0" w:before="0" w:beforeAutospacing="0" w:lineRule="auto"/>
-        <w:ind w:left="720" w:hanging="360"/>
-      </w:pPr>
-      <w:r>
-        <w:rPr>
-          <w:rtl w:val="0"/>
-        </w:rPr>
-        <w:t xml:space="preserve">Pricing structures</w:t>
-      </w:r>
-    </w:p>
-    <w:p>
-      <w:pPr>
-        <w:numPr>
-          <w:ilvl w:val="0"/>
-          <w:numId w:val="6"/>
-        </w:numPr>
-        <w:spacing w:after="0" w:afterAutospacing="0" w:before="0" w:beforeAutospacing="0" w:lineRule="auto"/>
-        <w:ind w:left="720" w:hanging="360"/>
-      </w:pPr>
-      <w:r>
-        <w:rPr>
-          <w:rtl w:val="0"/>
-        </w:rPr>
-        <w:t xml:space="preserve">Technical systems</w:t>
-      </w:r>
-    </w:p>
-    <w:p>
-      <w:pPr>
-        <w:numPr>
-          <w:ilvl w:val="0"/>
-          <w:numId w:val="6"/>
-        </w:numPr>
-        <w:spacing w:after="0" w:afterAutospacing="0" w:before="0" w:beforeAutospacing="0" w:lineRule="auto"/>
-        <w:ind w:left="720" w:hanging="360"/>
-      </w:pPr>
-      <w:r>
-        <w:rPr>
-          <w:rtl w:val="0"/>
-        </w:rPr>
-        <w:t xml:space="preserve">Business strategies</w:t>
-      </w:r>
-    </w:p>
-    <w:p>
-      <w:pPr>
-        <w:numPr>
-          <w:ilvl w:val="0"/>
-          <w:numId w:val="6"/>
-        </w:numPr>
-        <w:spacing w:before="0" w:beforeAutospacing="0" w:lineRule="auto"/>
-        <w:ind w:left="720" w:hanging="360"/>
-      </w:pPr>
-      <w:r>
-        <w:rPr>
-          <w:rtl w:val="0"/>
-        </w:rPr>
-        <w:t xml:space="preserve">Proprietary frameworks</w:t>
-      </w:r>
-    </w:p>
-    <w:p>
-      <w:pPr>
-        <w:spacing w:before="240" w:lineRule="auto"/>
-        <w:rPr/>
-      </w:pPr>
-      <w:r>
-        <w:rPr>
-          <w:rtl w:val="0"/>
-        </w:rPr>
-        <w:t xml:space="preserve">You agree:</w:t>
-      </w:r>
-    </w:p>
-    <w:p>
-      <w:pPr>
-        <w:numPr>
-          <w:ilvl w:val="0"/>
-          <w:numId w:val="4"/>
-        </w:numPr>
-        <w:spacing w:after="0" w:afterAutospacing="0" w:before="240" w:lineRule="auto"/>
-        <w:ind w:left="720" w:hanging="360"/>
-      </w:pPr>
-      <w:r>
-        <w:rPr>
-          <w:rtl w:val="0"/>
-        </w:rPr>
-        <w:t xml:space="preserve">Not to disclose confidential information during or after employment.</w:t>
-      </w:r>
-    </w:p>
-    <w:p>
-      <w:pPr>
-        <w:numPr>
-          <w:ilvl w:val="0"/>
-          <w:numId w:val="4"/>
-        </w:numPr>
-        <w:spacing w:after="0" w:afterAutospacing="0" w:before="0" w:beforeAutospacing="0" w:lineRule="auto"/>
-        <w:ind w:left="720" w:hanging="360"/>
-      </w:pPr>
-      <w:r>
-        <w:rPr>
-          <w:rtl w:val="0"/>
-        </w:rPr>
-        <w:t xml:space="preserve">Not to use such information for personal gain.</w:t>
-      </w:r>
-    </w:p>
-    <w:p>
-      <w:pPr>
-        <w:numPr>
-          <w:ilvl w:val="0"/>
-          <w:numId w:val="4"/>
-        </w:numPr>
-        <w:spacing w:before="0" w:beforeAutospacing="0" w:lineRule="auto"/>
-        <w:ind w:left="720" w:hanging="360"/>
-      </w:pPr>
-      <w:r>
-        <w:rPr>
-          <w:rtl w:val="0"/>
-        </w:rPr>
-        <w:t xml:space="preserve">To return or permanently delete all confidential material upon termination.</w:t>
-      </w:r>
-    </w:p>
-    <w:p>
-      <w:pPr>
-        <w:spacing w:before="240" w:lineRule="auto"/>
-        <w:rPr/>
-      </w:pPr>
-      <w:r>
-        <w:rPr>
-          <w:rtl w:val="0"/>
-        </w:rPr>
-        <w:t xml:space="preserve">This obligation shall survive termination and remain enforceable for </w:t>
-      </w:r>
-      <w:r>
-        <w:rPr>
-          <w:b w:val="1"/>
-          <w:bCs w:val="1"/>
-          <w:rtl w:val="0"/>
-        </w:rPr>
-        <w:t xml:space="preserve">5 years</w:t>
-      </w:r>
-      <w:r>
-        <w:rPr>
-          <w:rtl w:val="0"/>
-        </w:rPr>
-        <w:t xml:space="preserve">.</w:t>
-      </w:r>
-    </w:p>
-    <w:p>
-      <w:pPr>
-        <w:spacing w:before="240" w:lineRule="auto"/>
-        <w:rPr/>
-      </w:pPr>
-      <w:r>
-        <w:pict>
-          <v:rect style="width:0.0pt;height:1.5pt" o:hr="t" o:hrstd="t" o:hralign="center" fillcolor="#A0A0A0" stroked="f"/>
-        </w:pict>
-      </w:r>
-      <w:r>
-        <w:rPr>
-          <w:rtl w:val="0"/>
-        </w:rPr>
-      </w:r>
-    </w:p>
-    <w:p>
-      <w:pPr>
-        <w:pStyle w:val="Heading3"/>
-        <w:spacing w:after="120" w:before="480" w:line="276" w:lineRule="auto"/>
-        <w:rPr/>
-      </w:pPr>
-      <w:bookmarkStart w:colFirst="0" w:colLast="0" w:name="_y7qnplgyd8c4" w:id="16"/>
-      <w:bookmarkEnd w:id="16"/>
-      <w:r>
-        <w:rPr>
-          <w:rtl w:val="0"/>
-        </w:rPr>
-        <w:t xml:space="preserve">Non-Solicitation</w:t>
-      </w:r>
-    </w:p>
-    <w:p>
-      <w:pPr>
-        <w:spacing w:before="240" w:lineRule="auto"/>
-        <w:rPr/>
-      </w:pPr>
-      <w:r>
-        <w:rPr>
-          <w:rtl w:val="0"/>
-        </w:rPr>
-        <w:t xml:space="preserve">For a period of </w:t>
-      </w:r>
-      <w:r>
-        <w:rPr>
-          <w:b w:val="1"/>
-          <w:bCs w:val="1"/>
-          <w:rtl w:val="0"/>
-        </w:rPr>
-        <w:t xml:space="preserve">36 months after termination</w:t>
-      </w:r>
-      <w:r>
-        <w:rPr>
-          <w:rtl w:val="0"/>
-        </w:rPr>
-        <w:t xml:space="preserve">, you shall not:</w:t>
-      </w:r>
-    </w:p>
-    <w:p>
-      <w:pPr>
-        <w:numPr>
-          <w:ilvl w:val="0"/>
-          <w:numId w:val="9"/>
-        </w:numPr>
-        <w:spacing w:after="0" w:afterAutospacing="0" w:before="240" w:lineRule="auto"/>
-        <w:ind w:left="720" w:hanging="360"/>
-      </w:pPr>
-      <w:r>
-        <w:rPr>
-          <w:rtl w:val="0"/>
-        </w:rPr>
-        <w:t xml:space="preserve">Solicit Company clients.</w:t>
-      </w:r>
-    </w:p>
-    <w:p>
-      <w:pPr>
-        <w:numPr>
-          <w:ilvl w:val="0"/>
-          <w:numId w:val="9"/>
-        </w:numPr>
-        <w:spacing w:after="0" w:afterAutospacing="0" w:before="0" w:beforeAutospacing="0" w:lineRule="auto"/>
-        <w:ind w:left="720" w:hanging="360"/>
-      </w:pPr>
-      <w:r>
-        <w:rPr>
-          <w:rtl w:val="0"/>
-        </w:rPr>
-        <w:t xml:space="preserve">Induce Company employees or contractors to leave.</w:t>
-      </w:r>
-    </w:p>
-    <w:p>
-      <w:pPr>
-        <w:numPr>
-          <w:ilvl w:val="0"/>
-          <w:numId w:val="9"/>
-        </w:numPr>
-        <w:spacing w:before="0" w:beforeAutospacing="0" w:lineRule="auto"/>
-        <w:ind w:left="720" w:hanging="360"/>
-      </w:pPr>
-      <w:r>
-        <w:rPr>
-          <w:rtl w:val="0"/>
-        </w:rPr>
-        <w:t xml:space="preserve">Provide competing services to existing clients you worked with.</w:t>
-      </w:r>
-    </w:p>
-    <w:p>
-      <w:pPr>
-        <w:pStyle w:val="Heading3"/>
-        <w:spacing w:after="120" w:before="480" w:line="276" w:lineRule="auto"/>
-        <w:rPr/>
-      </w:pPr>
-      <w:bookmarkStart w:colFirst="0" w:colLast="0" w:name="_oas3hi6poh89" w:id="17"/>
-      <w:bookmarkEnd w:id="17"/>
-      <w:r>
-        <w:rPr>
-          <w:rtl w:val="0"/>
-        </w:rPr>
-        <w:t xml:space="preserve">Immediate Termination</w:t>
-      </w:r>
-    </w:p>
-    <w:p>
-      <w:pPr>
-        <w:spacing w:before="240" w:lineRule="auto"/>
-        <w:rPr/>
-      </w:pPr>
-      <w:r>
-        <w:rPr>
-          <w:rtl w:val="0"/>
-        </w:rPr>
-        <w:t xml:space="preserve">The Company may terminate employment without notice in cases including but not limited to:</w:t>
-      </w:r>
-    </w:p>
-    <w:p>
-      <w:pPr>
-        <w:numPr>
-          <w:ilvl w:val="0"/>
-          <w:numId w:val="7"/>
-        </w:numPr>
-        <w:spacing w:after="0" w:afterAutospacing="0" w:before="240" w:lineRule="auto"/>
-        <w:ind w:left="720" w:hanging="360"/>
-      </w:pPr>
-      <w:r>
-        <w:rPr>
-          <w:rtl w:val="0"/>
-        </w:rPr>
-        <w:t xml:space="preserve">Misconduct</w:t>
-      </w:r>
-    </w:p>
-    <w:p>
-      <w:pPr>
-        <w:numPr>
-          <w:ilvl w:val="0"/>
-          <w:numId w:val="7"/>
-        </w:numPr>
-        <w:spacing w:after="0" w:afterAutospacing="0" w:before="0" w:beforeAutospacing="0" w:lineRule="auto"/>
-        <w:ind w:left="720" w:hanging="360"/>
-      </w:pPr>
-      <w:r>
-        <w:rPr>
-          <w:rtl w:val="0"/>
-        </w:rPr>
-        <w:t xml:space="preserve">Data breach</w:t>
-      </w:r>
-    </w:p>
-    <w:p>
-      <w:pPr>
-        <w:numPr>
-          <w:ilvl w:val="0"/>
-          <w:numId w:val="7"/>
-        </w:numPr>
-        <w:spacing w:after="0" w:afterAutospacing="0" w:before="0" w:beforeAutospacing="0" w:lineRule="auto"/>
-        <w:ind w:left="720" w:hanging="360"/>
-      </w:pPr>
-      <w:r>
-        <w:rPr>
-          <w:rtl w:val="0"/>
-        </w:rPr>
-        <w:t xml:space="preserve">Fraud</w:t>
-      </w:r>
-    </w:p>
-    <w:p>
-      <w:pPr>
-        <w:numPr>
-          <w:ilvl w:val="0"/>
-          <w:numId w:val="7"/>
-        </w:numPr>
-        <w:spacing w:after="0" w:afterAutospacing="0" w:before="0" w:beforeAutospacing="0" w:lineRule="auto"/>
-        <w:ind w:left="720" w:hanging="360"/>
-      </w:pPr>
-      <w:r>
-        <w:rPr>
-          <w:rtl w:val="0"/>
-        </w:rPr>
-        <w:t xml:space="preserve">Conflict of interest</w:t>
-      </w:r>
-    </w:p>
-    <w:p>
-      <w:pPr>
-        <w:numPr>
-          <w:ilvl w:val="0"/>
-          <w:numId w:val="7"/>
-        </w:numPr>
-        <w:spacing w:after="0" w:afterAutospacing="0" w:before="0" w:beforeAutospacing="0" w:lineRule="auto"/>
-        <w:ind w:left="720" w:hanging="360"/>
-      </w:pPr>
-      <w:r>
-        <w:rPr>
-          <w:rtl w:val="0"/>
-        </w:rPr>
-        <w:t xml:space="preserve">Continued poor performance after documented review and written warning.</w:t>
-      </w:r>
-    </w:p>
-    <w:p>
-      <w:pPr>
-        <w:numPr>
-          <w:ilvl w:val="0"/>
-          <w:numId w:val="7"/>
-        </w:numPr>
-        <w:spacing w:before="0" w:beforeAutospacing="0" w:lineRule="auto"/>
-        <w:ind w:left="720" w:hanging="360"/>
-      </w:pPr>
-      <w:r>
-        <w:rPr>
-          <w:rtl w:val="0"/>
-        </w:rPr>
-        <w:t xml:space="preserve">Breach of agreement</w:t>
-      </w:r>
-    </w:p>
-    <w:p>
-      <w:pPr>
-        <w:spacing w:before="240" w:lineRule="auto"/>
-        <w:rPr/>
-      </w:pPr>
-      <w:r>
-        <w:rPr>
-          <w:rtl w:val="0"/>
-        </w:rPr>
-        <w:t xml:space="preserve">In such cases, no bonus or additional compensation shall be payable.</w:t>
-      </w:r>
-    </w:p>
-    <w:p>
-      <w:pPr>
-        <w:pStyle w:val="Heading3"/>
-        <w:spacing w:after="120" w:before="480" w:line="276" w:lineRule="auto"/>
-        <w:rPr/>
-      </w:pPr>
-      <w:bookmarkStart w:colFirst="0" w:colLast="0" w:name="_cqa6u6q2azp7" w:id="18"/>
-      <w:bookmarkEnd w:id="18"/>
-      <w:r>
-        <w:rPr>
-          <w:rtl w:val="0"/>
-        </w:rPr>
-        <w:t xml:space="preserve">Governing Law &amp; Jurisdiction</w:t>
-      </w:r>
-    </w:p>
-    <w:p>
-      <w:pPr>
-        <w:spacing w:before="240" w:lineRule="auto"/>
-        <w:rPr/>
-      </w:pPr>
-      <w:r>
-        <w:rPr>
-          <w:rtl w:val="0"/>
-        </w:rPr>
-        <w:t xml:space="preserve">This agreement shall be governed by the laws of India.</w:t>
-      </w:r>
-    </w:p>
-    <w:p>
-      <w:pPr>
-        <w:pStyle w:val="Heading3"/>
-        <w:spacing w:after="120" w:before="480" w:line="276" w:lineRule="auto"/>
-        <w:rPr/>
-      </w:pPr>
-      <w:bookmarkStart w:colFirst="0" w:colLast="0" w:name="_p79q4z8d1tuv" w:id="19"/>
-      <w:bookmarkEnd w:id="19"/>
-      <w:r>
-        <w:rPr>
-          <w:rtl w:val="0"/>
-        </w:rPr>
-        <w:t xml:space="preserve">Entire Agreement</w:t>
-      </w:r>
-    </w:p>
-    <w:p>
-      <w:pPr>
-        <w:spacing w:before="240" w:lineRule="auto"/>
-        <w:rPr/>
-      </w:pPr>
-      <w:r>
-        <w:rPr>
-          <w:rtl w:val="0"/>
-        </w:rPr>
-        <w:t xml:space="preserve">This document constitutes the entire agreement between both parties and supersedes any prior discussions or representations.</w:t>
-      </w:r>
-    </w:p>
-    <w:p>
-      <w:pPr>
-        <w:spacing w:before="240" w:lineRule="auto"/>
-        <w:rPr/>
-      </w:pPr>
-      <w:r>
-        <w:rPr>
-          <w:rtl w:val="0"/>
-        </w:rPr>
-      </w:r>
-    </w:p>
-    <w:p>
-      <w:pPr>
-        <w:rPr/>
-      </w:pPr>
-      <w:r>
-        <w:rPr>
-          <w:rtl w:val="0"/>
-        </w:rPr>
-        <w:t xml:space="preserve">Sincerely,</w:t>
-        <w:br w:type="textWrapping"/>
-      </w:r>
-      <w:r>
-        <w:rPr/>
-        <w:drawing>
-          <wp:inline distB="114300" distT="114300" distL="114300" distR="114300">
-            <wp:extent cx="1171575" cy="734501"/>
-            <wp:effectExtent b="0" l="0" r="0" t="0"/>
-            <wp:docPr id="3" name="image2.png"/>
-            <a:graphic>
-              <a:graphicData uri="http://schemas.openxmlformats.org/drawingml/2006/picture">
-                <pic:pic>
-                  <pic:nvPicPr>
-                    <pic:cNvPr id="0" name="image2.png"/>
-                    <pic:cNvPicPr preferRelativeResize="0"/>
-                  </pic:nvPicPr>
-                  <pic:blipFill>
-                    <a:blip r:embed="rId6"/>
-                    <a:srcRect b="31968" l="22641" r="20513" t="28171"/>
-                    <a:stretch>
-                      <a:fillRect/>
-                    </a:stretch>
-                  </pic:blipFill>
-                  <pic:spPr>
-                    <a:xfrm>
-                      <a:off x="0" y="0"/>
-                      <a:ext cx="1171575" cy="734501"/>
-                    </a:xfrm>
-                    <a:prstGeom prst="rect"/>
-                    <a:ln/>
-                  </pic:spPr>
-                </pic:pic>
-              </a:graphicData>
-            </a:graphic>
-          </wp:inline>
-        </w:drawing>
-      </w:r>
-      <w:r>
-        <w:rPr>
-          <w:rtl w:val="0"/>
-        </w:rPr>
-      </w:r>
-    </w:p>
-    <w:p>
-      <w:pPr>
-        <w:rPr/>
-      </w:pPr>
-      <w:r>
-        <w:rPr>
-          <w:rtl w:val="0"/>
-        </w:rPr>
-        <w:t xml:space="preserve">Vishal Agrawal</w:t>
-        <w:br w:type="textWrapping"/>
-        <w:t xml:space="preserve">Founder &amp; Lead developer</w:t>
-      </w:r>
-    </w:p>
-    <w:p>
-      <w:pPr>
-        <w:spacing w:after="200" w:lineRule="auto"/>
-        <w:rPr/>
-      </w:pPr>
-      <w:r>
-        <w:rPr>
-          <w:rtl w:val="0"/>
-        </w:rPr>
-      </w:r>
-    </w:p>
-    <w:p>
-      <w:pPr>
-        <w:spacing w:before="240" w:lineRule="auto"/>
-        <w:rPr/>
-      </w:pPr>
-      <w:r>
-        <w:rPr>
-          <w:rtl w:val="0"/>
-        </w:rPr>
-      </w:r>
-    </w:p>
-    <w:p>
-      <w:pPr>
-        <w:spacing w:before="240" w:lineRule="auto"/>
-        <w:rPr/>
-      </w:pPr>
-      <w:r>
-        <w:rPr>
-          <w:rtl w:val="0"/>
-        </w:rPr>
-      </w:r>
-    </w:p>
-    <w:p>
-      <w:pPr>
-        <w:spacing w:before="240" w:lineRule="auto"/>
-        <w:rPr/>
-      </w:pPr>
-      <w:r>
-        <w:rPr>
-          <w:rtl w:val="0"/>
-        </w:rPr>
-      </w:r>
-    </w:p>
-    <w:p>
-      <w:pPr>
-        <w:spacing w:before="240" w:lineRule="auto"/>
-        <w:rPr/>
-      </w:pPr>
-      <w:r>
-        <w:rPr>
-          <w:rtl w:val="0"/>
-        </w:rPr>
-      </w:r>
-    </w:p>
-    <w:p>
-      <w:pPr>
-        <w:spacing w:before="240" w:lineRule="auto"/>
-        <w:rPr/>
-      </w:pPr>
-      <w:r>
-        <w:rPr>
-          <w:rtl w:val="0"/>
-        </w:rPr>
-      </w:r>
-    </w:p>
-    <w:p>
-      <w:pPr>
-        <w:spacing w:before="240" w:lineRule="auto"/>
-        <w:rPr/>
-      </w:pPr>
-      <w:r>
-        <w:rPr>
-          <w:rtl w:val="0"/>
-        </w:rPr>
-      </w:r>
-    </w:p>
-    <w:p>
-      <w:pPr>
-        <w:spacing w:before="240" w:lineRule="auto"/>
-        <w:rPr/>
-      </w:pPr>
-      <w:r>
-        <w:rPr>
-          <w:rtl w:val="0"/>
-        </w:rPr>
-      </w:r>
-    </w:p>
-    <w:p>
-      <w:pPr>
-        <w:spacing w:before="240" w:lineRule="auto"/>
-        <w:rPr/>
-      </w:pPr>
-      <w:r>
-        <w:rPr>
-          <w:rtl w:val="0"/>
-        </w:rPr>
-      </w:r>
-    </w:p>
-    <w:p>
-      <w:pPr>
-        <w:spacing w:before="240" w:lineRule="auto"/>
-        <w:rPr/>
-      </w:pPr>
-      <w:r>
-        <w:rPr>
-          <w:rtl w:val="0"/>
-        </w:rPr>
-      </w:r>
-    </w:p>
-    <w:p>
-      <w:pPr>
-        <w:spacing w:before="240" w:lineRule="auto"/>
-        <w:rPr/>
-      </w:pPr>
-      <w:r>
-        <w:rPr>
-          <w:rtl w:val="0"/>
-        </w:rPr>
-      </w:r>
-    </w:p>
-    <w:p>
-      <w:pPr>
-        <w:spacing w:before="240" w:lineRule="auto"/>
-        <w:rPr/>
-      </w:pPr>
-      <w:r>
-        <w:rPr>
-          <w:rtl w:val="0"/>
-        </w:rPr>
-      </w:r>
-    </w:p>
-    <w:p>
-      <w:pPr>
-        <w:spacing w:before="240" w:lineRule="auto"/>
-        <w:rPr/>
-      </w:pPr>
-      <w:r>
-        <w:rPr>
-          <w:rtl w:val="0"/>
-        </w:rPr>
-      </w:r>
-    </w:p>
-    <w:p>
-      <w:pPr>
-        <w:spacing w:before="240" w:lineRule="auto"/>
-        <w:rPr/>
-      </w:pPr>
-      <w:r>
-        <w:rPr>
-          <w:rtl w:val="0"/>
-        </w:rPr>
-      </w:r>
-    </w:p>
-    <w:p>
-      <w:pPr>
-        <w:spacing w:before="240" w:lineRule="auto"/>
-        <w:rPr/>
-      </w:pPr>
-      <w:r>
-        <w:rPr>
-          <w:rtl w:val="0"/>
-        </w:rPr>
-      </w:r>
-    </w:p>
-    <w:p>
-      <w:pPr>
-        <w:spacing w:before="240" w:lineRule="auto"/>
-        <w:rPr/>
-      </w:pPr>
-      <w:r>
-        <w:rPr>
-          <w:rtl w:val="0"/>
-        </w:rPr>
-      </w:r>
-    </w:p>
-    <w:p>
-      <w:pPr>
-        <w:spacing w:before="240" w:lineRule="auto"/>
-        <w:rPr/>
-      </w:pPr>
-      <w:r>
-        <w:rPr>
-          <w:rtl w:val="0"/>
-        </w:rPr>
-      </w:r>
-    </w:p>
-    <w:p>
-      <w:pPr>
-        <w:spacing w:before="240" w:lineRule="auto"/>
+      </w:r>
+    </w:p>
+    <w:p>
+      <w:pPr>
+        <w:pageBreakBefore w:val="1"/>
+        <w:rPr/>
+      </w:pPr>
+      <w:r>
+        <w:rPr>
+          <w:rtl w:val="0"/>
+        </w:rPr>
+      </w:r>
+    </w:p>
+    <w:p>
+      <w:pPr>
         <w:rPr/>
       </w:pPr>
       <w:r>
@@ -2677,7 +2759,7 @@
         <w:spacing w:before="240" w:lineRule="auto"/>
         <w:rPr/>
       </w:pPr>
-      <w:bookmarkStart w:colFirst="0" w:colLast="0" w:name="_osb57wdtnt2" w:id="20"/>
+      <w:bookmarkStart w:colFirst="0" w:colLast="0" w:name="_tomcs12wzohl" w:id="20"/>
       <w:bookmarkEnd w:id="20"/>
       <w:r>
         <w:rPr>
@@ -2691,53 +2773,61 @@
         <w:spacing w:before="240" w:lineRule="auto"/>
         <w:rPr/>
       </w:pPr>
-      <w:bookmarkStart w:colFirst="0" w:colLast="0" w:name="_matd9zt7v5ti" w:id="21"/>
+      <w:bookmarkStart w:colFirst="0" w:colLast="0" w:name="_rjuni4mcn4au" w:id="21"/>
       <w:bookmarkEnd w:id="21"/>
       <w:r>
         <w:rPr>
           <w:rtl w:val="0"/>
         </w:rPr>
-      </w:r>
-    </w:p>
-    <w:p>
-      <w:pPr>
-        <w:pStyle w:val="Heading2"/>
+        <w:t xml:space="preserve">Declaration By The Employee</w:t>
+      </w:r>
+    </w:p>
+    <w:p>
+      <w:pPr>
         <w:spacing w:before="240" w:lineRule="auto"/>
         <w:rPr/>
       </w:pPr>
-      <w:bookmarkStart w:colFirst="0" w:colLast="0" w:name="_21cqs3sm4r4i" w:id="22"/>
-      <w:bookmarkEnd w:id="22"/>
-      <w:r>
-        <w:rPr>
-          <w:rtl w:val="0"/>
-        </w:rPr>
-      </w:r>
-    </w:p>
-    <w:p>
-      <w:pPr>
-        <w:pStyle w:val="Heading2"/>
-        <w:spacing w:before="240" w:lineRule="auto"/>
-        <w:rPr/>
-      </w:pPr>
-      <w:bookmarkStart w:colFirst="0" w:colLast="0" w:name="_r1tk24gnvgru" w:id="23"/>
-      <w:bookmarkEnd w:id="23"/>
-      <w:r>
-        <w:rPr>
-          <w:rtl w:val="0"/>
-        </w:rPr>
-        <w:t xml:space="preserve">Declaration By The Employee</w:t>
-      </w:r>
-    </w:p>
-    <w:p>
-      <w:pPr>
-        <w:spacing w:before="240" w:lineRule="auto"/>
-        <w:rPr/>
-      </w:pPr>
-      <w:r>
-        <w:rPr>
-          <w:rtl w:val="0"/>
-        </w:rPr>
-        <w:t xml:space="preserve">I, Mrinal Das, have carefully read and understood the terms and conditions under which this employment is offered to me. I hereby signify my acceptance of all the terms and conditions. And I am ready to go ahead and add value to businesses across the globe with Windmark.</w:t>
+      <w:r>
+        <w:rPr>
+          <w:rtl w:val="0"/>
+        </w:rPr>
+        <w:t xml:space="preserve">I, </w:t>
+      </w:r>
+      <w:r>
+        <w:rPr>
+          <w:rFonts w:ascii="Courier New" w:cs="Courier New" w:eastAsia="Courier New" w:hAnsi="Courier New"/>
+          <w:color w:val="f8c762"/>
+          <w:sz w:val="18"/>
+          <w:szCs w:val="18"/>
+          <w:rtl w:val="0"/>
+        </w:rPr>
+        <w:t xml:space="preserve">{{</w:t>
+      </w:r>
+      <w:r>
+        <w:rPr>
+          <w:rFonts w:ascii="Courier New" w:cs="Courier New" w:eastAsia="Courier New" w:hAnsi="Courier New"/>
+          <w:color w:val="e394dc"/>
+          <w:sz w:val="18"/>
+          <w:szCs w:val="18"/>
+          <w:rtl w:val="0"/>
+        </w:rPr>
+        <w:t xml:space="preserve">full_name</w:t>
+      </w:r>
+      <w:r>
+        <w:rPr>
+          <w:rFonts w:ascii="Courier New" w:cs="Courier New" w:eastAsia="Courier New" w:hAnsi="Courier New"/>
+          <w:color w:val="f8c762"/>
+          <w:sz w:val="18"/>
+          <w:szCs w:val="18"/>
+          <w:rtl w:val="0"/>
+        </w:rPr>
+        <w:t xml:space="preserve">}}</w:t>
+      </w:r>
+      <w:r>
+        <w:rPr>
+          <w:rtl w:val="0"/>
+        </w:rPr>
+        <w:t xml:space="preserve">, have carefully read and understood the terms and conditions under which this employment is offered to me. I hereby signify my acceptance of all the terms and conditions. And I am ready to go ahead and add value to businesses across the globe with Windmark.</w:t>
       </w:r>
     </w:p>
     <w:p>
@@ -2762,8 +2852,8 @@
           <w:szCs w:val="34"/>
         </w:rPr>
       </w:pPr>
-      <w:bookmarkStart w:colFirst="0" w:colLast="0" w:name="_2dryxg7dc2ai" w:id="24"/>
-      <w:bookmarkEnd w:id="24"/>
+      <w:bookmarkStart w:colFirst="0" w:colLast="0" w:name="_asq3ndr2tcza" w:id="22"/>
+      <w:bookmarkEnd w:id="22"/>
       <w:r>
         <w:rPr>
           <w:b w:val="0"/>
@@ -2800,8 +2890,8 @@
           <w:szCs w:val="34"/>
         </w:rPr>
       </w:pPr>
-      <w:bookmarkStart w:colFirst="0" w:colLast="0" w:name="_kess2yrg0ftf" w:id="25"/>
-      <w:bookmarkEnd w:id="25"/>
+      <w:bookmarkStart w:colFirst="0" w:colLast="0" w:name="_wbzx8s35noyh" w:id="23"/>
+      <w:bookmarkEnd w:id="23"/>
       <w:r>
         <w:rPr>
           <w:b w:val="0"/>
@@ -2838,8 +2928,8 @@
           <w:szCs w:val="34"/>
         </w:rPr>
       </w:pPr>
-      <w:bookmarkStart w:colFirst="0" w:colLast="0" w:name="_wx7hx195dx0g" w:id="26"/>
-      <w:bookmarkEnd w:id="26"/>
+      <w:bookmarkStart w:colFirst="0" w:colLast="0" w:name="_hg35g8mdk6m9" w:id="24"/>
+      <w:bookmarkEnd w:id="24"/>
       <w:r>
         <w:rPr>
           <w:b w:val="0"/>
@@ -2850,20 +2940,45 @@
         </w:rPr>
         <w:t xml:space="preserve">Date:</w:t>
       </w:r>
-      <w:r>
-        <w:rPr>
-          <w:rtl w:val="0"/>
-        </w:rPr>
-      </w:r>
     </w:p>
     <w:sectPr>
       <w:headerReference r:id="rId7" w:type="default"/>
+      <w:footerReference r:id="rId8" w:type="default"/>
       <w:pgSz w:h="15840" w:w="12240" w:orient="portrait"/>
       <w:pgMar w:bottom="1440" w:top="1440" w:left="1440" w:right="1440" w:header="360" w:footer="0"/>
       <w:pgNumType w:start="1"/>
     </w:sectPr>
   </w:body>
 </w:document>
+</file>
+
+<file path=word/footer1.xml><?xml version="1.0" encoding="utf-8"?>
+<w:ftr xmlns:mc="http://schemas.openxmlformats.org/markup-compatibility/2006" xmlns:o="urn:schemas-microsoft-com:office:office" xmlns:r="http://schemas.openxmlformats.org/officeDocument/2006/relationships" xmlns:m="http://schemas.openxmlformats.org/officeDocument/2006/math" xmlns:v="urn:schemas-microsoft-com:vml" xmlns:wp="http://schemas.openxmlformats.org/drawingml/2006/wordprocessingDrawing" xmlns:w10="urn:schemas-microsoft-com:office:word" xmlns:w="http://schemas.openxmlformats.org/wordprocessingml/2006/main" xmlns:wne="http://schemas.microsoft.com/office/word/2006/wordml" xmlns:sl="http://schemas.openxmlformats.org/schemaLibrary/2006/main" xmlns:a="http://schemas.openxmlformats.org/drawingml/2006/main" xmlns:pic="http://schemas.openxmlformats.org/drawingml/2006/picture" xmlns:c="http://schemas.openxmlformats.org/drawingml/2006/chart" xmlns:lc="http://schemas.openxmlformats.org/drawingml/2006/lockedCanvas" xmlns:dgm="http://schemas.openxmlformats.org/drawingml/2006/diagram" xmlns:wps="http://schemas.microsoft.com/office/word/2010/wordprocessingShape" xmlns:wpg="http://schemas.microsoft.com/office/word/2010/wordprocessingGroup" xmlns:w14="http://schemas.microsoft.com/office/word/2010/wordml" xmlns:w15="http://schemas.microsoft.com/office/word/2012/wordml" xmlns:w16="http://schemas.microsoft.com/office/word/2018/wordml" xmlns:w16cex="http://schemas.microsoft.com/office/word/2018/wordml/cex" xmlns:w16cid="http://schemas.microsoft.com/office/word/2016/wordml/cid" xmlns="http://schemas.microsoft.com/office/tasks/2019/documenttasks" xmlns:cr="http://schemas.microsoft.com/office/comments/2020/reactions">
+  <w:p>
+    <w:pPr>
+      <w:jc w:val="right"/>
+      <w:rPr/>
+    </w:pPr>
+    <w:r>
+      <w:rPr>
+        <w:rtl w:val="0"/>
+      </w:rPr>
+      <w:t xml:space="preserve">Page </w:t>
+    </w:r>
+    <w:r>
+      <w:rPr/>
+      <w:fldChar w:fldCharType="begin"/>
+      <w:instrText xml:space="preserve">PAGE</w:instrText>
+      <w:fldChar w:fldCharType="separate"/>
+      <w:fldChar w:fldCharType="end"/>
+    </w:r>
+    <w:r>
+      <w:rPr>
+        <w:rtl w:val="0"/>
+      </w:rPr>
+    </w:r>
+  </w:p>
+</w:ftr>
 </file>
 
 <file path=word/header1.xml><?xml version="1.0" encoding="utf-8"?>
@@ -2882,15 +2997,15 @@
         <wp:anchor allowOverlap="1" behindDoc="0" distB="114300" distT="114300" distL="731520" distR="548640" hidden="0" layoutInCell="1" locked="0" relativeHeight="0" simplePos="0">
           <wp:simplePos x="0" y="0"/>
           <wp:positionH relativeFrom="column">
-            <wp:posOffset>-1904</wp:posOffset>
+            <wp:posOffset>-1902</wp:posOffset>
           </wp:positionH>
           <wp:positionV relativeFrom="paragraph">
-            <wp:posOffset>19051</wp:posOffset>
+            <wp:posOffset>19053</wp:posOffset>
           </wp:positionV>
-          <wp:extent cx="1757363" cy="318240"/>
+          <wp:extent cx="1575233" cy="280988"/>
           <wp:effectExtent b="0" l="0" r="0" t="0"/>
           <wp:wrapSquare wrapText="bothSides" distB="114300" distT="114300" distL="731520" distR="548640"/>
-          <wp:docPr id="1" name="image1.png"/>
+          <wp:docPr id="4" name="image1.png"/>
           <a:graphic>
             <a:graphicData uri="http://schemas.openxmlformats.org/drawingml/2006/picture">
               <pic:pic>
@@ -2908,7 +3023,7 @@
                 <pic:spPr>
                   <a:xfrm>
                     <a:off x="0" y="0"/>
-                    <a:ext cx="1757363" cy="318240"/>
+                    <a:ext cx="1575233" cy="280988"/>
                   </a:xfrm>
                   <a:prstGeom prst="rect"/>
                   <a:ln/>
@@ -3038,8 +3153,8 @@
   <w:abstractNum w:abstractNumId="2">
     <w:lvl w:ilvl="0">
       <w:start w:val="1"/>
-      <w:numFmt w:val="bullet"/>
-      <w:lvlText w:val="●"/>
+      <w:numFmt w:val="decimal"/>
+      <w:lvlText w:val="%1."/>
       <w:lvlJc w:val="left"/>
       <w:pPr>
         <w:ind w:left="720" w:hanging="360"/>
@@ -3050,8 +3165,8 @@
     </w:lvl>
     <w:lvl w:ilvl="1">
       <w:start w:val="1"/>
-      <w:numFmt w:val="bullet"/>
-      <w:lvlText w:val="○"/>
+      <w:numFmt w:val="lowerLetter"/>
+      <w:lvlText w:val="%2."/>
       <w:lvlJc w:val="left"/>
       <w:pPr>
         <w:ind w:left="1440" w:hanging="360"/>
@@ -3062,8 +3177,8 @@
     </w:lvl>
     <w:lvl w:ilvl="2">
       <w:start w:val="1"/>
-      <w:numFmt w:val="bullet"/>
-      <w:lvlText w:val="■"/>
+      <w:numFmt w:val="lowerRoman"/>
+      <w:lvlText w:val="%3."/>
       <w:lvlJc w:val="left"/>
       <w:pPr>
         <w:ind w:left="2160" w:hanging="360"/>
@@ -3074,8 +3189,8 @@
     </w:lvl>
     <w:lvl w:ilvl="3">
       <w:start w:val="1"/>
-      <w:numFmt w:val="bullet"/>
-      <w:lvlText w:val="●"/>
+      <w:numFmt w:val="decimal"/>
+      <w:lvlText w:val="%4."/>
       <w:lvlJc w:val="left"/>
       <w:pPr>
         <w:ind w:left="2880" w:hanging="360"/>
@@ -3086,8 +3201,8 @@
     </w:lvl>
     <w:lvl w:ilvl="4">
       <w:start w:val="1"/>
-      <w:numFmt w:val="bullet"/>
-      <w:lvlText w:val="○"/>
+      <w:numFmt w:val="lowerLetter"/>
+      <w:lvlText w:val="%5."/>
       <w:lvlJc w:val="left"/>
       <w:pPr>
         <w:ind w:left="3600" w:hanging="360"/>
@@ -3098,8 +3213,8 @@
     </w:lvl>
     <w:lvl w:ilvl="5">
       <w:start w:val="1"/>
-      <w:numFmt w:val="bullet"/>
-      <w:lvlText w:val="■"/>
+      <w:numFmt w:val="lowerRoman"/>
+      <w:lvlText w:val="%6."/>
       <w:lvlJc w:val="left"/>
       <w:pPr>
         <w:ind w:left="4320" w:hanging="360"/>
@@ -3110,8 +3225,8 @@
     </w:lvl>
     <w:lvl w:ilvl="6">
       <w:start w:val="1"/>
-      <w:numFmt w:val="bullet"/>
-      <w:lvlText w:val="●"/>
+      <w:numFmt w:val="decimal"/>
+      <w:lvlText w:val="%7."/>
       <w:lvlJc w:val="left"/>
       <w:pPr>
         <w:ind w:left="5040" w:hanging="360"/>
@@ -3122,8 +3237,8 @@
     </w:lvl>
     <w:lvl w:ilvl="7">
       <w:start w:val="1"/>
-      <w:numFmt w:val="bullet"/>
-      <w:lvlText w:val="○"/>
+      <w:numFmt w:val="lowerLetter"/>
+      <w:lvlText w:val="%8."/>
       <w:lvlJc w:val="left"/>
       <w:pPr>
         <w:ind w:left="5760" w:hanging="360"/>
@@ -3134,8 +3249,8 @@
     </w:lvl>
     <w:lvl w:ilvl="8">
       <w:start w:val="1"/>
-      <w:numFmt w:val="bullet"/>
-      <w:lvlText w:val="■"/>
+      <w:numFmt w:val="lowerRoman"/>
+      <w:lvlText w:val="%9."/>
       <w:lvlJc w:val="left"/>
       <w:pPr>
         <w:ind w:left="6480" w:hanging="360"/>
@@ -3258,8 +3373,8 @@
   <w:abstractNum w:abstractNumId="4">
     <w:lvl w:ilvl="0">
       <w:start w:val="1"/>
-      <w:numFmt w:val="decimal"/>
-      <w:lvlText w:val="%1."/>
+      <w:numFmt w:val="bullet"/>
+      <w:lvlText w:val="●"/>
       <w:lvlJc w:val="left"/>
       <w:pPr>
         <w:ind w:left="720" w:hanging="360"/>
@@ -3270,8 +3385,8 @@
     </w:lvl>
     <w:lvl w:ilvl="1">
       <w:start w:val="1"/>
-      <w:numFmt w:val="lowerLetter"/>
-      <w:lvlText w:val="%2."/>
+      <w:numFmt w:val="bullet"/>
+      <w:lvlText w:val="○"/>
       <w:lvlJc w:val="left"/>
       <w:pPr>
         <w:ind w:left="1440" w:hanging="360"/>
@@ -3282,8 +3397,8 @@
     </w:lvl>
     <w:lvl w:ilvl="2">
       <w:start w:val="1"/>
-      <w:numFmt w:val="lowerRoman"/>
-      <w:lvlText w:val="%3."/>
+      <w:numFmt w:val="bullet"/>
+      <w:lvlText w:val="■"/>
       <w:lvlJc w:val="left"/>
       <w:pPr>
         <w:ind w:left="2160" w:hanging="360"/>
@@ -3294,8 +3409,8 @@
     </w:lvl>
     <w:lvl w:ilvl="3">
       <w:start w:val="1"/>
-      <w:numFmt w:val="decimal"/>
-      <w:lvlText w:val="%4."/>
+      <w:numFmt w:val="bullet"/>
+      <w:lvlText w:val="●"/>
       <w:lvlJc w:val="left"/>
       <w:pPr>
         <w:ind w:left="2880" w:hanging="360"/>
@@ -3306,8 +3421,8 @@
     </w:lvl>
     <w:lvl w:ilvl="4">
       <w:start w:val="1"/>
-      <w:numFmt w:val="lowerLetter"/>
-      <w:lvlText w:val="%5."/>
+      <w:numFmt w:val="bullet"/>
+      <w:lvlText w:val="○"/>
       <w:lvlJc w:val="left"/>
       <w:pPr>
         <w:ind w:left="3600" w:hanging="360"/>
@@ -3318,8 +3433,8 @@
     </w:lvl>
     <w:lvl w:ilvl="5">
       <w:start w:val="1"/>
-      <w:numFmt w:val="lowerRoman"/>
-      <w:lvlText w:val="%6."/>
+      <w:numFmt w:val="bullet"/>
+      <w:lvlText w:val="■"/>
       <w:lvlJc w:val="left"/>
       <w:pPr>
         <w:ind w:left="4320" w:hanging="360"/>
@@ -3330,8 +3445,8 @@
     </w:lvl>
     <w:lvl w:ilvl="6">
       <w:start w:val="1"/>
-      <w:numFmt w:val="decimal"/>
-      <w:lvlText w:val="%7."/>
+      <w:numFmt w:val="bullet"/>
+      <w:lvlText w:val="●"/>
       <w:lvlJc w:val="left"/>
       <w:pPr>
         <w:ind w:left="5040" w:hanging="360"/>
@@ -3342,8 +3457,8 @@
     </w:lvl>
     <w:lvl w:ilvl="7">
       <w:start w:val="1"/>
-      <w:numFmt w:val="lowerLetter"/>
-      <w:lvlText w:val="%8."/>
+      <w:numFmt w:val="bullet"/>
+      <w:lvlText w:val="○"/>
       <w:lvlJc w:val="left"/>
       <w:pPr>
         <w:ind w:left="5760" w:hanging="360"/>
@@ -3354,8 +3469,8 @@
     </w:lvl>
     <w:lvl w:ilvl="8">
       <w:start w:val="1"/>
-      <w:numFmt w:val="lowerRoman"/>
-      <w:lvlText w:val="%9."/>
+      <w:numFmt w:val="bullet"/>
+      <w:lvlText w:val="■"/>
       <w:lvlJc w:val="left"/>
       <w:pPr>
         <w:ind w:left="6480" w:hanging="360"/>
